--- a/data/outputs/v2/General_Science/SS2.2_Chemical_Families/General_Science_Chemical_Families_FinalExplanation.docx
+++ b/data/outputs/v2/General_Science/SS2.2_Chemical_Families/General_Science_Chemical_Families_FinalExplanation.docx
@@ -38,6 +38,177 @@
           <w:szCs w:val="22"/>
         </w:rPr>
         <w:t xml:space="preserve">Student Assessment Document</w:t>
+      </w:r>
+    </w:p>
+    <w:p>
+      <w:pPr>
+        <w:spacing w:after="80" w:before="120"/>
+      </w:pPr>
+      <w:r>
+        <w:rPr>
+          <w:rFonts w:ascii="Arial" w:cs="Arial" w:eastAsia="Arial" w:hAnsi="Arial"/>
+          <w:b/>
+          <w:bCs/>
+          <w:color w:val="1F3864"/>
+          <w:sz w:val="20"/>
+          <w:szCs w:val="20"/>
+        </w:rPr>
+        <w:t xml:space="preserve">ATTRIBUTION AND LICENSING</w:t>
+      </w:r>
+    </w:p>
+    <w:p>
+      <w:pPr>
+        <w:spacing w:after="60" w:before="0"/>
+      </w:pPr>
+      <w:r>
+        <w:rPr>
+          <w:rFonts w:ascii="Arial" w:cs="Arial" w:eastAsia="Arial" w:hAnsi="Arial"/>
+          <w:b/>
+          <w:bCs/>
+          <w:sz w:val="17"/>
+          <w:szCs w:val="17"/>
+        </w:rPr>
+        <w:t xml:space="preserve">Curriculum Alignment: </w:t>
+      </w:r>
+      <w:r>
+        <w:rPr>
+          <w:rFonts w:ascii="Arial" w:cs="Arial" w:eastAsia="Arial" w:hAnsi="Arial"/>
+          <w:sz w:val="17"/>
+          <w:szCs w:val="17"/>
+        </w:rPr>
+        <w:t xml:space="preserve">Structured in pedagogical alignment with the competence-based curriculum format and learning outcomes established by the Kenya Institute of Curriculum Development (KICD). This material is independently developed and is not officially endorsed or published by KICD.</w:t>
+      </w:r>
+    </w:p>
+    <w:p>
+      <w:pPr>
+        <w:spacing w:after="60" w:before="0"/>
+      </w:pPr>
+      <w:r>
+        <w:rPr>
+          <w:rFonts w:ascii="Arial" w:cs="Arial" w:eastAsia="Arial" w:hAnsi="Arial"/>
+          <w:b/>
+          <w:bCs/>
+          <w:sz w:val="17"/>
+          <w:szCs w:val="17"/>
+        </w:rPr>
+        <w:t xml:space="preserve">Content &amp; Pedagogy: </w:t>
+      </w:r>
+      <w:r>
+        <w:rPr>
+          <w:rFonts w:ascii="Arial" w:cs="Arial" w:eastAsia="Arial" w:hAnsi="Arial"/>
+          <w:sz w:val="17"/>
+          <w:szCs w:val="17"/>
+        </w:rPr>
+        <w:t xml:space="preserve">Developed and adapted by the educator team at SeaVuria (registered 501(c)(3) in the United States and registered NGO in Kenya, No. 872-850A-BF11), who designed the pedagogical framework, lesson templates and exemplar lessons on which this material is based.</w:t>
+      </w:r>
+    </w:p>
+    <w:p>
+      <w:pPr>
+        <w:spacing w:after="60" w:before="0"/>
+      </w:pPr>
+      <w:r>
+        <w:rPr>
+          <w:rFonts w:ascii="Arial" w:cs="Arial" w:eastAsia="Arial" w:hAnsi="Arial"/>
+          <w:b/>
+          <w:bCs/>
+          <w:sz w:val="17"/>
+          <w:szCs w:val="17"/>
+        </w:rPr>
+        <w:t xml:space="preserve">Production &amp; Layout: </w:t>
+      </w:r>
+      <w:r>
+        <w:rPr>
+          <w:rFonts w:ascii="Arial" w:cs="Arial" w:eastAsia="Arial" w:hAnsi="Arial"/>
+          <w:sz w:val="17"/>
+          <w:szCs w:val="17"/>
+        </w:rPr>
+        <w:t xml:space="preserve">Educational design and curriculum sequencing by SeaVuria. Technical layout, structural formatting, and digital optimization/implementation executed in partnership with ARES Education (registered 501(c)(3) in the United States and Canada (as Afretech Aid) and registered NGO in Kenya), with lesson drafting and compilation assisted by AI (Claude, Anthropic).</w:t>
+      </w:r>
+    </w:p>
+    <w:p>
+      <w:pPr>
+        <w:pBdr>
+          <w:bottom w:val="single" w:color="1F3864" w:sz="6" w:space="6"/>
+        </w:pBdr>
+        <w:spacing w:after="60" w:before="0"/>
+      </w:pPr>
+      <w:r>
+        <w:rPr>
+          <w:rFonts w:ascii="Arial" w:cs="Arial" w:eastAsia="Arial" w:hAnsi="Arial"/>
+          <w:b/>
+          <w:bCs/>
+          <w:sz w:val="17"/>
+          <w:szCs w:val="17"/>
+        </w:rPr>
+        <w:t xml:space="preserve">Licensing &amp; Copyright: </w:t>
+      </w:r>
+      <w:r>
+        <w:rPr>
+          <w:rFonts w:ascii="Arial" w:cs="Arial" w:eastAsia="Arial" w:hAnsi="Arial"/>
+          <w:sz w:val="17"/>
+          <w:szCs w:val="17"/>
+        </w:rPr>
+        <w:t xml:space="preserve">© 2026 SeaVuria and ARES. This work is licensed under a </w:t>
+      </w:r>
+      <w:hyperlink w:history="1" r:id="rIdykdg6rfc2xujqthxobuwv">
+        <w:r>
+          <w:rPr>
+            <w:rFonts w:ascii="Arial" w:cs="Arial" w:eastAsia="Arial" w:hAnsi="Arial"/>
+            <w:color w:val="1F6B75"/>
+            <w:sz w:val="17"/>
+            <w:szCs w:val="17"/>
+            <w:u w:val="single" w:color="1F6B75"/>
+          </w:rPr>
+          <w:t xml:space="preserve">Creative Commons Attribution-NonCommercial 4.0 International License</w:t>
+        </w:r>
+      </w:hyperlink>
+      <w:r>
+        <w:rPr>
+          <w:rFonts w:ascii="Arial" w:cs="Arial" w:eastAsia="Arial" w:hAnsi="Arial"/>
+          <w:sz w:val="17"/>
+          <w:szCs w:val="17"/>
+        </w:rPr>
+        <w:t xml:space="preserve"> (</w:t>
+      </w:r>
+      <w:hyperlink w:history="1" r:id="rIdemtvrjtsgah7zkysglfqc">
+        <w:r>
+          <w:rPr>
+            <w:rFonts w:ascii="Arial" w:cs="Arial" w:eastAsia="Arial" w:hAnsi="Arial"/>
+            <w:color w:val="1F6B75"/>
+            <w:sz w:val="17"/>
+            <w:szCs w:val="17"/>
+            <w:u w:val="single" w:color="1F6B75"/>
+          </w:rPr>
+          <w:t xml:space="preserve">CC BY-NC 4.0</w:t>
+        </w:r>
+      </w:hyperlink>
+      <w:r>
+        <w:rPr>
+          <w:rFonts w:ascii="Arial" w:cs="Arial" w:eastAsia="Arial" w:hAnsi="Arial"/>
+          <w:sz w:val="17"/>
+          <w:szCs w:val="17"/>
+        </w:rPr>
+        <w:t xml:space="preserve">). To view a copy of this license, visit </w:t>
+      </w:r>
+      <w:hyperlink w:history="1" r:id="rIdxtsbqdpyikih2fr5nonqx">
+        <w:r>
+          <w:rPr>
+            <w:rFonts w:ascii="Arial" w:cs="Arial" w:eastAsia="Arial" w:hAnsi="Arial"/>
+            <w:color w:val="1F6B75"/>
+            <w:sz w:val="17"/>
+            <w:szCs w:val="17"/>
+            <w:u w:val="single" w:color="1F6B75"/>
+          </w:rPr>
+          <w:t xml:space="preserve">https://creativecommons.org/licenses/by-nc/4.0/</w:t>
+        </w:r>
+      </w:hyperlink>
+      <w:r>
+        <w:rPr>
+          <w:rFonts w:ascii="Arial" w:cs="Arial" w:eastAsia="Arial" w:hAnsi="Arial"/>
+          <w:sz w:val="17"/>
+          <w:szCs w:val="17"/>
+        </w:rPr>
+        <w:t xml:space="preserve">. You are free to copy, redistribute, and adapt this material in any medium or format, provided appropriate credit is given and the material is not used for commercial purposes. KICD learning outcomes and curriculum designations reproduced here for alignment purposes remain the property of KICD and are not covered by this license. Linked external resources (e.g. CK-12, Khan Academy, PhET) are subject to their own licenses.</w:t>
       </w:r>
     </w:p>
     <w:p>

--- a/data/outputs/v2/General_Science/SS2.2_Chemical_Families/General_Science_Chemical_Families_FinalExplanation.docx
+++ b/data/outputs/v2/General_Science/SS2.2_Chemical_Families/General_Science_Chemical_Families_FinalExplanation.docx
@@ -38,177 +38,6 @@
           <w:szCs w:val="22"/>
         </w:rPr>
         <w:t xml:space="preserve">Student Assessment Document</w:t>
-      </w:r>
-    </w:p>
-    <w:p>
-      <w:pPr>
-        <w:spacing w:after="80" w:before="120"/>
-      </w:pPr>
-      <w:r>
-        <w:rPr>
-          <w:rFonts w:ascii="Arial" w:cs="Arial" w:eastAsia="Arial" w:hAnsi="Arial"/>
-          <w:b/>
-          <w:bCs/>
-          <w:color w:val="1F3864"/>
-          <w:sz w:val="20"/>
-          <w:szCs w:val="20"/>
-        </w:rPr>
-        <w:t xml:space="preserve">ATTRIBUTION AND LICENSING</w:t>
-      </w:r>
-    </w:p>
-    <w:p>
-      <w:pPr>
-        <w:spacing w:after="60" w:before="0"/>
-      </w:pPr>
-      <w:r>
-        <w:rPr>
-          <w:rFonts w:ascii="Arial" w:cs="Arial" w:eastAsia="Arial" w:hAnsi="Arial"/>
-          <w:b/>
-          <w:bCs/>
-          <w:sz w:val="17"/>
-          <w:szCs w:val="17"/>
-        </w:rPr>
-        <w:t xml:space="preserve">Curriculum Alignment: </w:t>
-      </w:r>
-      <w:r>
-        <w:rPr>
-          <w:rFonts w:ascii="Arial" w:cs="Arial" w:eastAsia="Arial" w:hAnsi="Arial"/>
-          <w:sz w:val="17"/>
-          <w:szCs w:val="17"/>
-        </w:rPr>
-        <w:t xml:space="preserve">Structured in pedagogical alignment with the competence-based curriculum format and learning outcomes established by the Kenya Institute of Curriculum Development (KICD). This material is independently developed and is not officially endorsed or published by KICD.</w:t>
-      </w:r>
-    </w:p>
-    <w:p>
-      <w:pPr>
-        <w:spacing w:after="60" w:before="0"/>
-      </w:pPr>
-      <w:r>
-        <w:rPr>
-          <w:rFonts w:ascii="Arial" w:cs="Arial" w:eastAsia="Arial" w:hAnsi="Arial"/>
-          <w:b/>
-          <w:bCs/>
-          <w:sz w:val="17"/>
-          <w:szCs w:val="17"/>
-        </w:rPr>
-        <w:t xml:space="preserve">Content &amp; Pedagogy: </w:t>
-      </w:r>
-      <w:r>
-        <w:rPr>
-          <w:rFonts w:ascii="Arial" w:cs="Arial" w:eastAsia="Arial" w:hAnsi="Arial"/>
-          <w:sz w:val="17"/>
-          <w:szCs w:val="17"/>
-        </w:rPr>
-        <w:t xml:space="preserve">Developed and adapted by the educator team at SeaVuria (registered 501(c)(3) in the United States and registered NGO in Kenya, No. 872-850A-BF11), who designed the pedagogical framework, lesson templates and exemplar lessons on which this material is based.</w:t>
-      </w:r>
-    </w:p>
-    <w:p>
-      <w:pPr>
-        <w:spacing w:after="60" w:before="0"/>
-      </w:pPr>
-      <w:r>
-        <w:rPr>
-          <w:rFonts w:ascii="Arial" w:cs="Arial" w:eastAsia="Arial" w:hAnsi="Arial"/>
-          <w:b/>
-          <w:bCs/>
-          <w:sz w:val="17"/>
-          <w:szCs w:val="17"/>
-        </w:rPr>
-        <w:t xml:space="preserve">Production &amp; Layout: </w:t>
-      </w:r>
-      <w:r>
-        <w:rPr>
-          <w:rFonts w:ascii="Arial" w:cs="Arial" w:eastAsia="Arial" w:hAnsi="Arial"/>
-          <w:sz w:val="17"/>
-          <w:szCs w:val="17"/>
-        </w:rPr>
-        <w:t xml:space="preserve">Educational design and curriculum sequencing by SeaVuria. Technical layout, structural formatting, and digital optimization/implementation executed in partnership with ARES Education (registered 501(c)(3) in the United States and Canada (as Afretech Aid) and registered NGO in Kenya), with lesson drafting and compilation assisted by AI (Claude, Anthropic).</w:t>
-      </w:r>
-    </w:p>
-    <w:p>
-      <w:pPr>
-        <w:pBdr>
-          <w:bottom w:val="single" w:color="1F3864" w:sz="6" w:space="6"/>
-        </w:pBdr>
-        <w:spacing w:after="60" w:before="0"/>
-      </w:pPr>
-      <w:r>
-        <w:rPr>
-          <w:rFonts w:ascii="Arial" w:cs="Arial" w:eastAsia="Arial" w:hAnsi="Arial"/>
-          <w:b/>
-          <w:bCs/>
-          <w:sz w:val="17"/>
-          <w:szCs w:val="17"/>
-        </w:rPr>
-        <w:t xml:space="preserve">Licensing &amp; Copyright: </w:t>
-      </w:r>
-      <w:r>
-        <w:rPr>
-          <w:rFonts w:ascii="Arial" w:cs="Arial" w:eastAsia="Arial" w:hAnsi="Arial"/>
-          <w:sz w:val="17"/>
-          <w:szCs w:val="17"/>
-        </w:rPr>
-        <w:t xml:space="preserve">© 2026 SeaVuria and ARES. This work is licensed under a </w:t>
-      </w:r>
-      <w:hyperlink w:history="1" r:id="rIdykdg6rfc2xujqthxobuwv">
-        <w:r>
-          <w:rPr>
-            <w:rFonts w:ascii="Arial" w:cs="Arial" w:eastAsia="Arial" w:hAnsi="Arial"/>
-            <w:color w:val="1F6B75"/>
-            <w:sz w:val="17"/>
-            <w:szCs w:val="17"/>
-            <w:u w:val="single" w:color="1F6B75"/>
-          </w:rPr>
-          <w:t xml:space="preserve">Creative Commons Attribution-NonCommercial 4.0 International License</w:t>
-        </w:r>
-      </w:hyperlink>
-      <w:r>
-        <w:rPr>
-          <w:rFonts w:ascii="Arial" w:cs="Arial" w:eastAsia="Arial" w:hAnsi="Arial"/>
-          <w:sz w:val="17"/>
-          <w:szCs w:val="17"/>
-        </w:rPr>
-        <w:t xml:space="preserve"> (</w:t>
-      </w:r>
-      <w:hyperlink w:history="1" r:id="rIdemtvrjtsgah7zkysglfqc">
-        <w:r>
-          <w:rPr>
-            <w:rFonts w:ascii="Arial" w:cs="Arial" w:eastAsia="Arial" w:hAnsi="Arial"/>
-            <w:color w:val="1F6B75"/>
-            <w:sz w:val="17"/>
-            <w:szCs w:val="17"/>
-            <w:u w:val="single" w:color="1F6B75"/>
-          </w:rPr>
-          <w:t xml:space="preserve">CC BY-NC 4.0</w:t>
-        </w:r>
-      </w:hyperlink>
-      <w:r>
-        <w:rPr>
-          <w:rFonts w:ascii="Arial" w:cs="Arial" w:eastAsia="Arial" w:hAnsi="Arial"/>
-          <w:sz w:val="17"/>
-          <w:szCs w:val="17"/>
-        </w:rPr>
-        <w:t xml:space="preserve">). To view a copy of this license, visit </w:t>
-      </w:r>
-      <w:hyperlink w:history="1" r:id="rIdxtsbqdpyikih2fr5nonqx">
-        <w:r>
-          <w:rPr>
-            <w:rFonts w:ascii="Arial" w:cs="Arial" w:eastAsia="Arial" w:hAnsi="Arial"/>
-            <w:color w:val="1F6B75"/>
-            <w:sz w:val="17"/>
-            <w:szCs w:val="17"/>
-            <w:u w:val="single" w:color="1F6B75"/>
-          </w:rPr>
-          <w:t xml:space="preserve">https://creativecommons.org/licenses/by-nc/4.0/</w:t>
-        </w:r>
-      </w:hyperlink>
-      <w:r>
-        <w:rPr>
-          <w:rFonts w:ascii="Arial" w:cs="Arial" w:eastAsia="Arial" w:hAnsi="Arial"/>
-          <w:sz w:val="17"/>
-          <w:szCs w:val="17"/>
-        </w:rPr>
-        <w:t xml:space="preserve">. You are free to copy, redistribute, and adapt this material in any medium or format, provided appropriate credit is given and the material is not used for commercial purposes. KICD learning outcomes and curriculum designations reproduced here for alignment purposes remain the property of KICD and are not covered by this license. Linked external resources (e.g. CK-12, Khan Academy, PhET) are subject to their own licenses.</w:t>
       </w:r>
     </w:p>
     <w:p>
@@ -2077,6 +1906,185 @@
         </w:tc>
       </w:tr>
     </w:tbl>
+    <w:p>
+      <w:pPr>
+        <w:spacing w:after="120"/>
+      </w:pPr>
+      <w:r>
+        <w:t xml:space="preserve"/>
+      </w:r>
+    </w:p>
+    <w:p>
+      <w:pPr>
+        <w:spacing w:after="80" w:before="120"/>
+      </w:pPr>
+      <w:r>
+        <w:rPr>
+          <w:rFonts w:ascii="Arial" w:cs="Arial" w:eastAsia="Arial" w:hAnsi="Arial"/>
+          <w:b/>
+          <w:bCs/>
+          <w:color w:val="1F3864"/>
+          <w:sz w:val="20"/>
+          <w:szCs w:val="20"/>
+        </w:rPr>
+        <w:t xml:space="preserve">ATTRIBUTION AND LICENSING</w:t>
+      </w:r>
+    </w:p>
+    <w:p>
+      <w:pPr>
+        <w:spacing w:after="60" w:before="0"/>
+      </w:pPr>
+      <w:r>
+        <w:rPr>
+          <w:rFonts w:ascii="Arial" w:cs="Arial" w:eastAsia="Arial" w:hAnsi="Arial"/>
+          <w:b/>
+          <w:bCs/>
+          <w:sz w:val="17"/>
+          <w:szCs w:val="17"/>
+        </w:rPr>
+        <w:t xml:space="preserve">Curriculum Alignment: </w:t>
+      </w:r>
+      <w:r>
+        <w:rPr>
+          <w:rFonts w:ascii="Arial" w:cs="Arial" w:eastAsia="Arial" w:hAnsi="Arial"/>
+          <w:sz w:val="17"/>
+          <w:szCs w:val="17"/>
+        </w:rPr>
+        <w:t xml:space="preserve">Structured in pedagogical alignment with the competence-based curriculum format and learning outcomes established by the Kenya Institute of Curriculum Development (KICD). This material is independently developed and is not officially endorsed or published by KICD.</w:t>
+      </w:r>
+    </w:p>
+    <w:p>
+      <w:pPr>
+        <w:spacing w:after="60" w:before="0"/>
+      </w:pPr>
+      <w:r>
+        <w:rPr>
+          <w:rFonts w:ascii="Arial" w:cs="Arial" w:eastAsia="Arial" w:hAnsi="Arial"/>
+          <w:b/>
+          <w:bCs/>
+          <w:sz w:val="17"/>
+          <w:szCs w:val="17"/>
+        </w:rPr>
+        <w:t xml:space="preserve">Content &amp; Pedagogy: </w:t>
+      </w:r>
+      <w:r>
+        <w:rPr>
+          <w:rFonts w:ascii="Arial" w:cs="Arial" w:eastAsia="Arial" w:hAnsi="Arial"/>
+          <w:sz w:val="17"/>
+          <w:szCs w:val="17"/>
+        </w:rPr>
+        <w:t xml:space="preserve">Developed and adapted by the educator team at SeaVuria (registered 501(c)(3) in the United States and registered NGO in Kenya, No. 872-850A-BF11), who designed the pedagogical framework, lesson templates and exemplar lessons on which this material is based.</w:t>
+      </w:r>
+    </w:p>
+    <w:p>
+      <w:pPr>
+        <w:spacing w:after="60" w:before="0"/>
+      </w:pPr>
+      <w:r>
+        <w:rPr>
+          <w:rFonts w:ascii="Arial" w:cs="Arial" w:eastAsia="Arial" w:hAnsi="Arial"/>
+          <w:b/>
+          <w:bCs/>
+          <w:sz w:val="17"/>
+          <w:szCs w:val="17"/>
+        </w:rPr>
+        <w:t xml:space="preserve">Production &amp; Layout: </w:t>
+      </w:r>
+      <w:r>
+        <w:rPr>
+          <w:rFonts w:ascii="Arial" w:cs="Arial" w:eastAsia="Arial" w:hAnsi="Arial"/>
+          <w:sz w:val="17"/>
+          <w:szCs w:val="17"/>
+        </w:rPr>
+        <w:t xml:space="preserve">Educational design and curriculum sequencing by SeaVuria. Technical layout, structural formatting, and digital optimization/implementation executed in partnership with ARES Education (registered 501(c)(3) in the United States and Canada (as Afretech Aid) and registered NGO in Kenya), with lesson drafting and compilation assisted by AI (Claude, Anthropic).</w:t>
+      </w:r>
+    </w:p>
+    <w:p>
+      <w:pPr>
+        <w:pBdr>
+          <w:bottom w:val="single" w:color="1F3864" w:sz="6" w:space="6"/>
+        </w:pBdr>
+        <w:spacing w:after="60" w:before="0"/>
+      </w:pPr>
+      <w:r>
+        <w:rPr>
+          <w:rFonts w:ascii="Arial" w:cs="Arial" w:eastAsia="Arial" w:hAnsi="Arial"/>
+          <w:b/>
+          <w:bCs/>
+          <w:sz w:val="17"/>
+          <w:szCs w:val="17"/>
+        </w:rPr>
+        <w:t xml:space="preserve">Licensing &amp; Copyright: </w:t>
+      </w:r>
+      <w:r>
+        <w:rPr>
+          <w:rFonts w:ascii="Arial" w:cs="Arial" w:eastAsia="Arial" w:hAnsi="Arial"/>
+          <w:sz w:val="17"/>
+          <w:szCs w:val="17"/>
+        </w:rPr>
+        <w:t xml:space="preserve">© 2026 SeaVuria and ARES. This work is licensed under a </w:t>
+      </w:r>
+      <w:hyperlink w:history="1" r:id="rIdubqebwq_4nwngx7o5jo0j">
+        <w:r>
+          <w:rPr>
+            <w:rFonts w:ascii="Arial" w:cs="Arial" w:eastAsia="Arial" w:hAnsi="Arial"/>
+            <w:color w:val="1F6B75"/>
+            <w:sz w:val="17"/>
+            <w:szCs w:val="17"/>
+            <w:u w:val="single" w:color="1F6B75"/>
+          </w:rPr>
+          <w:t xml:space="preserve">Creative Commons Attribution-NonCommercial 4.0 International License</w:t>
+        </w:r>
+      </w:hyperlink>
+      <w:r>
+        <w:rPr>
+          <w:rFonts w:ascii="Arial" w:cs="Arial" w:eastAsia="Arial" w:hAnsi="Arial"/>
+          <w:sz w:val="17"/>
+          <w:szCs w:val="17"/>
+        </w:rPr>
+        <w:t xml:space="preserve"> (</w:t>
+      </w:r>
+      <w:hyperlink w:history="1" r:id="rIdjqaxghvs61vtw1kcp_eto">
+        <w:r>
+          <w:rPr>
+            <w:rFonts w:ascii="Arial" w:cs="Arial" w:eastAsia="Arial" w:hAnsi="Arial"/>
+            <w:color w:val="1F6B75"/>
+            <w:sz w:val="17"/>
+            <w:szCs w:val="17"/>
+            <w:u w:val="single" w:color="1F6B75"/>
+          </w:rPr>
+          <w:t xml:space="preserve">CC BY-NC 4.0</w:t>
+        </w:r>
+      </w:hyperlink>
+      <w:r>
+        <w:rPr>
+          <w:rFonts w:ascii="Arial" w:cs="Arial" w:eastAsia="Arial" w:hAnsi="Arial"/>
+          <w:sz w:val="17"/>
+          <w:szCs w:val="17"/>
+        </w:rPr>
+        <w:t xml:space="preserve">). To view a copy of this license, visit </w:t>
+      </w:r>
+      <w:hyperlink w:history="1" r:id="rIdf87zb692g7ymanw-nv0hm">
+        <w:r>
+          <w:rPr>
+            <w:rFonts w:ascii="Arial" w:cs="Arial" w:eastAsia="Arial" w:hAnsi="Arial"/>
+            <w:color w:val="1F6B75"/>
+            <w:sz w:val="17"/>
+            <w:szCs w:val="17"/>
+            <w:u w:val="single" w:color="1F6B75"/>
+          </w:rPr>
+          <w:t xml:space="preserve">https://creativecommons.org/licenses/by-nc/4.0/</w:t>
+        </w:r>
+      </w:hyperlink>
+      <w:r>
+        <w:rPr>
+          <w:rFonts w:ascii="Arial" w:cs="Arial" w:eastAsia="Arial" w:hAnsi="Arial"/>
+          <w:sz w:val="17"/>
+          <w:szCs w:val="17"/>
+        </w:rPr>
+        <w:t xml:space="preserve">. You are free to copy, redistribute, and adapt this material in any medium or format, provided appropriate credit is given and the material is not used for commercial purposes. KICD learning outcomes and curriculum designations reproduced here for alignment purposes remain the property of KICD and are not covered by this license. Linked external resources (e.g. CK-12, Khan Academy, PhET) are subject to their own licenses.</w:t>
+      </w:r>
+    </w:p>
     <w:sectPr>
       <w:pgSz w:w="15840" w:h="12240" w:orient="landscape"/>
       <w:pgMar w:top="1080" w:right="1080" w:bottom="1080" w:left="1080" w:header="708" w:footer="708" w:gutter="0"/>

--- a/data/outputs/v2/General_Science/SS2.2_Chemical_Families/General_Science_Chemical_Families_FinalExplanation.docx
+++ b/data/outputs/v2/General_Science/SS2.2_Chemical_Families/General_Science_Chemical_Families_FinalExplanation.docx
@@ -95,7 +95,7 @@
                 <w:sz w:val="22"/>
                 <w:szCs w:val="22"/>
               </w:rPr>
-              <w:t xml:space="preserve">FINAL EXPLANATION: GENERAL SCIENCE – GRADE 10 | SUB-STRAND 2.2: CHEMICAL FAMILIES</w:t>
+              <w:t xml:space="preserve">FINAL EXPLANATION: GENERAL SCIENCE GRADE 10 – SUB-STRAND 2.2 CHEMICAL FAMILIES: FINAL EXPLANATION</w:t>
             </w:r>
           </w:p>
         </w:tc>
@@ -422,7 +422,7 @@
                 <w:sz w:val="18"/>
                 <w:szCs w:val="18"/>
               </w:rPr>
-              <w:t xml:space="preserve">This is your Final Explanation task. You will write a structured, evidence-based response to the driving question for this unit. Your answer should show everything you have learned across all 8 lessons — connecting the anchoring phenomenon (the orange glow of Thika Road street lamps, the inert welding shield gas, the fizzing water treatment tablet, and the harmless party balloon) to the big idea of chemical families. Read each section prompt carefully, then write your response using evidence, scientific vocabulary, and real examples from Kenya and your daily life. Your explanation should tell a complete story: from the patterns you noticed, to the structure that explains them, to the real-world applications that depend on those patterns. Write in full sentences and paragraphs. Diagrams or electron-dot models may be included where they strengthen your explanation.</w:t>
+              <w:t xml:space="preserve">You have spent eight lessons collecting evidence about chemical families. Now you will use it to answer the Driving Question: Why do some elements explode in water, some glow silently in glass tubes, and others rust on a Kenyan farm, and how do their family properties explain the materials that build, light up, and sustain our daily lives? Answer each section in the space below its prompt. Write in full sentences. Use the Claim-Evidence-Reasoning (CER) pattern where asked: make a claim, back it with evidence from our lessons, and explain your reasoning using electrons. Refer to the Thika Road street lamp, the Kamukunji welding shield and the helium balloon. Include balanced equations where the prompt asks for them.</w:t>
             </w:r>
           </w:p>
         </w:tc>
@@ -450,14 +450,12 @@
         <w:tblLayout w:type="fixed"/>
       </w:tblPr>
       <w:tblGrid>
-        <w:gridCol w:w="3000"/>
-        <w:gridCol w:w="10680"/>
+        <w:gridCol w:w="13680"/>
       </w:tblGrid>
       <w:tr>
         <w:tc>
           <w:tcPr>
             <w:tcW w:type="dxa" w:w="13680"/>
-            <w:gridSpan w:val="2"/>
             <w:shd w:fill="1F3864" w:color="auto" w:val="clear"/>
             <w:tcMar>
               <w:top w:type="dxa" w:w="60"/>
@@ -483,15 +481,15 @@
                 <w:sz w:val="22"/>
                 <w:szCs w:val="22"/>
               </w:rPr>
-              <w:t xml:space="preserve">Section 1 — The Phenomenon and the Pattern: Why Do Elements Behave So Differently?</w:t>
-            </w:r>
-          </w:p>
-        </w:tc>
-      </w:tr>
-      <w:tr>
-        <w:tc>
-          <w:tcPr>
-            <w:tcW w:type="dxa" w:w="3000"/>
+              <w:t xml:space="preserve">Part 1: What is a chemical family?</w:t>
+            </w:r>
+          </w:p>
+        </w:tc>
+      </w:tr>
+      <w:tr>
+        <w:tc>
+          <w:tcPr>
+            <w:tcW w:type="dxa" w:w="13680"/>
             <w:shd w:fill="D9EEF1" w:color="auto" w:val="clear"/>
             <w:tcMar>
               <w:top w:type="dxa" w:w="60"/>
@@ -517,13 +515,18 @@
                 <w:sz w:val="18"/>
                 <w:szCs w:val="18"/>
               </w:rPr>
-              <w:t xml:space="preserve">Return to the anchoring phenomenon. Describe at least THREE contrasting behaviours you observed or studied during this unit — for example, the orange glow of sodium street lamps on Thika Road, the complete inertness of argon in a welder's torch at Kamukunji, and the sharp fizzing of calcium hypochlorite in a water tank. For each behaviour, explain what the element is doing and why it is surprising or puzzling. Then state the central pattern you discovered: elements can be sorted into 'families' based on similar properties. What evidence from the periodic table supports the idea that family membership — not random chance — explains these differences?</w:t>
-            </w:r>
-          </w:p>
-        </w:tc>
-        <w:tc>
-          <w:tcPr>
-            <w:tcW w:type="dxa" w:w="10680"/>
+              <w:t xml:space="preserve">Sodium, argon and helium are all elements, yet they behave very differently. (a) In your own words, what is a chemical family? (b) What single feature of an atom decides which family an element belongs to? (c) Name four families we studied in detail and give one element from each.</w:t>
+            </w:r>
+          </w:p>
+        </w:tc>
+      </w:tr>
+      <w:tr>
+        <w:trPr>
+          <w:trHeight w:val="4200" w:hRule="atLeast"/>
+        </w:trPr>
+        <w:tc>
+          <w:tcPr>
+            <w:tcW w:type="dxa" w:w="13680"/>
             <w:shd w:fill="FFFFFF" w:color="auto" w:val="clear"/>
             <w:tcMar>
               <w:top w:type="dxa" w:w="60"/>
@@ -543,13 +546,13 @@
                 <w:rFonts w:ascii="Arial" w:cs="Arial" w:eastAsia="Arial" w:hAnsi="Arial"/>
                 <w:b w:val="false"/>
                 <w:bCs w:val="false"/>
-                <w:i w:val="false"/>
-                <w:iCs w:val="false"/>
-                <w:color w:val="000000"/>
-                <w:sz w:val="18"/>
-                <w:szCs w:val="18"/>
-              </w:rPr>
-              <w:t xml:space="preserve">During this unit I noticed three striking contrasts in element behaviour. First, sodium — the element inside the tall street lamps along Thika Road — glows a vivid orange-yellow when electricity excites its atoms, yet a small piece of pure sodium dropped into water reacts violently, fizzing and sometimes catching fire. Second, argon — the invisible gas that surrounds a jua kali welder's flame in Kamukunji — does absolutely nothing: it neither burns, nor reacts with the hot metal, nor changes colour. Third, chlorine compounds in the white tablets a parent drops into the household water storage drum fizz immediately, release a sharp choking smell, and kill bacteria — showing chlorine is extremely reactive. These three behaviours are surprising because all three substances are made of atoms and are listed on the same periodic table, yet they behave as if they belong to completely different worlds. The pattern I discovered is that elements in the same vertical column (group) of the periodic table share similar chemical properties because they have the same number of valence electrons. Sodium sits in Group 1, alongside lithium and potassium — all of which react vigorously with water. Argon sits in Group 18 (the Noble Gases), alongside helium and neon — all of which are chemically inert. Chlorine sits in Group 17 (the Halogens), alongside fluorine and bromine — all of which are reactive non-metals that form salts. The periodic table is therefore not just a list; it is a map of chemical families.</w:t>
+                <w:i/>
+                <w:iCs/>
+                <w:color w:val="808080"/>
+                <w:sz w:val="18"/>
+                <w:szCs w:val="18"/>
+              </w:rPr>
+              <w:t xml:space="preserve">Write your answer here:</w:t>
             </w:r>
           </w:p>
         </w:tc>
@@ -577,14 +580,12 @@
         <w:tblLayout w:type="fixed"/>
       </w:tblPr>
       <w:tblGrid>
-        <w:gridCol w:w="3000"/>
-        <w:gridCol w:w="10680"/>
+        <w:gridCol w:w="13680"/>
       </w:tblGrid>
       <w:tr>
         <w:tc>
           <w:tcPr>
             <w:tcW w:type="dxa" w:w="13680"/>
-            <w:gridSpan w:val="2"/>
             <w:shd w:fill="1F3864" w:color="auto" w:val="clear"/>
             <w:tcMar>
               <w:top w:type="dxa" w:w="60"/>
@@ -610,15 +611,15 @@
                 <w:sz w:val="22"/>
                 <w:szCs w:val="22"/>
               </w:rPr>
-              <w:t xml:space="preserve">Section 2 — Atomic Structure Explains Family Behaviour: Valence Electrons and the Periodic Table</w:t>
-            </w:r>
-          </w:p>
-        </w:tc>
-      </w:tr>
-      <w:tr>
-        <w:tc>
-          <w:tcPr>
-            <w:tcW w:type="dxa" w:w="3000"/>
+              <w:t xml:space="preserve">Part 2: Alkali metals and the Thika Road street lamp (CER)</w:t>
+            </w:r>
+          </w:p>
+        </w:tc>
+      </w:tr>
+      <w:tr>
+        <w:tc>
+          <w:tcPr>
+            <w:tcW w:type="dxa" w:w="13680"/>
             <w:shd w:fill="D9EEF1" w:color="auto" w:val="clear"/>
             <w:tcMar>
               <w:top w:type="dxa" w:w="60"/>
@@ -644,13 +645,18 @@
                 <w:sz w:val="18"/>
                 <w:szCs w:val="18"/>
               </w:rPr>
-              <w:t xml:space="preserve">Explain HOW the internal structure of an atom — specifically the number and arrangement of electrons in shells — determines which chemical family an element belongs to and how it will behave. In your answer: (a) define valence electrons and explain why they matter; (b) draw or describe the electron shell diagrams for at least ONE element from THREE different groups (e.g. sodium from Group 1, chlorine from Group 17, and argon from Group 18); (c) explain why elements in the same group have similar reactivity; and (d) describe the trend in reactivity as you move DOWN Group 1 (alkali metals) and DOWN Group 17 (halogens), using specific elements as examples.</w:t>
-            </w:r>
-          </w:p>
-        </w:tc>
-        <w:tc>
-          <w:tcPr>
-            <w:tcW w:type="dxa" w:w="10680"/>
+              <w:t xml:space="preserve">Write a Claim-Evidence-Reasoning answer to this question: Why does sodium react violently with water, while lithium reacts less vigorously and potassium more vigorously? (a) Give a claim. (b) Give evidence from our water-reaction demonstration. (c) Explain your reasoning using valence electrons and shells. (d) Write the balanced equation for sodium reacting with water. (e) Sodium is also the element inside the Thika Road street lamp. What does this tell you about how sodium atoms can take in energy and give out light?</w:t>
+            </w:r>
+          </w:p>
+        </w:tc>
+      </w:tr>
+      <w:tr>
+        <w:trPr>
+          <w:trHeight w:val="4200" w:hRule="atLeast"/>
+        </w:trPr>
+        <w:tc>
+          <w:tcPr>
+            <w:tcW w:type="dxa" w:w="13680"/>
             <w:shd w:fill="FFFFFF" w:color="auto" w:val="clear"/>
             <w:tcMar>
               <w:top w:type="dxa" w:w="60"/>
@@ -670,13 +676,13 @@
                 <w:rFonts w:ascii="Arial" w:cs="Arial" w:eastAsia="Arial" w:hAnsi="Arial"/>
                 <w:b w:val="false"/>
                 <w:bCs w:val="false"/>
-                <w:i w:val="false"/>
-                <w:iCs w:val="false"/>
-                <w:color w:val="000000"/>
-                <w:sz w:val="18"/>
-                <w:szCs w:val="18"/>
-              </w:rPr>
-              <w:t xml:space="preserve">An atom is made of a nucleus containing protons and neutrons, surrounded by electrons arranged in shells. The electrons in the outermost shell are called valence electrons, and they are the key to chemical behaviour — they are the electrons that interact when atoms bond or react. Sodium (Na, atomic number 11) has the electron arrangement 2, 8, 1. Its single valence electron is loosely held and easily given away, which is why sodium reacts so violently with water — it donates that electron almost instantly. Chlorine (Cl, atomic number 17) has the arrangement 2, 8, 7. With seven valence electrons, it needs just one more to complete its outer shell, making it extremely eager to gain an electron — which is why chlorine compounds are powerfully reactive and why chlorine bleaches and disinfects. Argon (Ar, atomic number 18) has the arrangement 2, 8, 8. Its outer shell is completely full; it has nothing to give and no space to receive, so it does not react at all — which is exactly why it is used as a shield gas in welding and why helium in a party balloon is perfectly safe to breathe near. Elements in the same group share the same number of valence electrons, which is why they share similar chemical properties — this is the definition of a chemical family. Reactivity in Group 1 increases as you go down the group: lithium reacts gently with water, sodium reacts more vigorously, and potassium reacts so fast it bursts into a lilac flame. This is because each successive element has its valence electron in a shell that is farther from the nucleus, held less tightly, and therefore easier to lose. In Group 17, reactivity decreases going down: fluorine is the most reactive halogen, chlorine is next, then bromine, then iodine — because as the atom gets larger, the incoming electron is farther from the attractive nucleus and the gain is less energetically favourable.</w:t>
+                <w:i/>
+                <w:iCs/>
+                <w:color w:val="808080"/>
+                <w:sz w:val="18"/>
+                <w:szCs w:val="18"/>
+              </w:rPr>
+              <w:t xml:space="preserve">Write your answer here:</w:t>
             </w:r>
           </w:p>
         </w:tc>
@@ -704,14 +710,12 @@
         <w:tblLayout w:type="fixed"/>
       </w:tblPr>
       <w:tblGrid>
-        <w:gridCol w:w="3000"/>
-        <w:gridCol w:w="10680"/>
+        <w:gridCol w:w="13680"/>
       </w:tblGrid>
       <w:tr>
         <w:tc>
           <w:tcPr>
             <w:tcW w:type="dxa" w:w="13680"/>
-            <w:gridSpan w:val="2"/>
             <w:shd w:fill="1F3864" w:color="auto" w:val="clear"/>
             <w:tcMar>
               <w:top w:type="dxa" w:w="60"/>
@@ -737,15 +741,15 @@
                 <w:sz w:val="22"/>
                 <w:szCs w:val="22"/>
               </w:rPr>
-              <w:t xml:space="preserve">Section 3 — Chemical Families in Kenyan Daily Life: Connecting Properties to Applications</w:t>
-            </w:r>
-          </w:p>
-        </w:tc>
-      </w:tr>
-      <w:tr>
-        <w:tc>
-          <w:tcPr>
-            <w:tcW w:type="dxa" w:w="3000"/>
+              <w:t xml:space="preserve">Part 3: Alkaline earth metals and Kenyan farms</w:t>
+            </w:r>
+          </w:p>
+        </w:tc>
+      </w:tr>
+      <w:tr>
+        <w:tc>
+          <w:tcPr>
+            <w:tcW w:type="dxa" w:w="13680"/>
             <w:shd w:fill="D9EEF1" w:color="auto" w:val="clear"/>
             <w:tcMar>
               <w:top w:type="dxa" w:w="60"/>
@@ -771,13 +775,18 @@
                 <w:sz w:val="18"/>
                 <w:szCs w:val="18"/>
               </w:rPr>
-              <w:t xml:space="preserve">Choose THREE chemical families studied in this unit (for example: Alkali Metals, Halogens, Noble Gases, Transition Metals, or Alkaline Earth Metals). For each family, describe: (a) the key physical and chemical properties of the family; (b) at least ONE specific element from that family; and (c) a specific, real Kenyan application that DEPENDS on those properties. Your examples must be drawn from Kenyan contexts — think about farming in the Rift Valley, street lighting in Nairobi, water treatment in Mombasa, electrical wiring in homes, roofing materials (mabati), jua kali welding, or agricultural tools like the jembe.</w:t>
-            </w:r>
-          </w:p>
-        </w:tc>
-        <w:tc>
-          <w:tcPr>
-            <w:tcW w:type="dxa" w:w="10680"/>
+              <w:t xml:space="preserve">Magnesium is in Group 2 and sodium is in Group 1. (a) Compare how magnesium and sodium reacted in our experiments. (b) Use the number of outer electrons and the energy needed to remove them to explain the difference. (c) Write the balanced equation for magnesium reacting with dilute hydrochloric acid. (d) Calcium is a Group 2 element, and CAN fertiliser used by Rift Valley maize farmers contains calcium. Explain why a Group 2 element can be useful and safe in a fertiliser bag stored in an agrovet shop, whereas sodium metal could not be.</w:t>
+            </w:r>
+          </w:p>
+        </w:tc>
+      </w:tr>
+      <w:tr>
+        <w:trPr>
+          <w:trHeight w:val="4200" w:hRule="atLeast"/>
+        </w:trPr>
+        <w:tc>
+          <w:tcPr>
+            <w:tcW w:type="dxa" w:w="13680"/>
             <w:shd w:fill="FFFFFF" w:color="auto" w:val="clear"/>
             <w:tcMar>
               <w:top w:type="dxa" w:w="60"/>
@@ -797,13 +806,13 @@
                 <w:rFonts w:ascii="Arial" w:cs="Arial" w:eastAsia="Arial" w:hAnsi="Arial"/>
                 <w:b w:val="false"/>
                 <w:bCs w:val="false"/>
-                <w:i w:val="false"/>
-                <w:iCs w:val="false"/>
-                <w:color w:val="000000"/>
-                <w:sz w:val="18"/>
-                <w:szCs w:val="18"/>
-              </w:rPr>
-              <w:t xml:space="preserve">Family 1 — Noble Gases (Group 18): Noble gases have full outer electron shells, which means they do not react with any other substance. They are colourless, odourless, and chemically inert. Argon, a noble gas, is used by jua kali welders in Kamukunji as a 'shield gas' — it surrounds the welding arc and prevents the extremely hot molten metal from reacting with oxygen or nitrogen in the air, which would weaken the weld. Without argon's inertness, every weld on a Nairobi metal gate or window grille would be full of brittle oxidised spots. Neon and sodium vapour (a related concept) produce coloured glows in discharge tubes, seen in Nairobi city signage. Family 2 — Halogens (Group 17): Halogens have seven valence electrons and are highly reactive non-metals. They readily gain one electron to form negative ions (halide ions). Chlorine is used in water treatment across Kenya — for example, the white calcium hypochlorite tablets dropped into household water storage tanks in Mombasa and Nairobi kill bacteria and make water safe to drink. Chlorine's high reactivity is the very property that makes it lethal to microorganisms. Iodine, another halogen, is added to table salt (iodised salt, widely sold in Kenyan shops) to prevent iodine-deficiency disorders — a direct public health application of halogen chemistry. Family 3 — Transition Metals (Groups 3–12): Transition metals are hard, strong, shiny solids with high melting points that conduct electricity and heat well. They often form coloured compounds and can act as catalysts. Iron is the most important transition metal in Kenya: it forms the steel used in jembe blades that till farms in the Rift Valley, in the mabati (corrugated iron sheets) that roof millions of Kenyan homes, and in the reinforcing bars inside concrete buildings in Nairobi. Copper, another transition metal, is used extensively in electrical wiring throughout Kenya because it conducts electricity with very low resistance. Zinc is electroplated onto iron (galvanisation) to protect mabati roofs from rusting — zinc's reactivity means it corrodes preferentially, sacrificing itself to protect the iron beneath, a process farmers in Kericho and Kisumu depend on to keep their rooftops intact for decades.</w:t>
+                <w:i/>
+                <w:iCs/>
+                <w:color w:val="808080"/>
+                <w:sz w:val="18"/>
+                <w:szCs w:val="18"/>
+              </w:rPr>
+              <w:t xml:space="preserve">Write your answer here:</w:t>
             </w:r>
           </w:p>
         </w:tc>
@@ -831,14 +840,12 @@
         <w:tblLayout w:type="fixed"/>
       </w:tblPr>
       <w:tblGrid>
-        <w:gridCol w:w="3000"/>
-        <w:gridCol w:w="10680"/>
+        <w:gridCol w:w="13680"/>
       </w:tblGrid>
       <w:tr>
         <w:tc>
           <w:tcPr>
             <w:tcW w:type="dxa" w:w="13680"/>
-            <w:gridSpan w:val="2"/>
             <w:shd w:fill="1F3864" w:color="auto" w:val="clear"/>
             <w:tcMar>
               <w:top w:type="dxa" w:w="60"/>
@@ -864,15 +871,15 @@
                 <w:sz w:val="22"/>
                 <w:szCs w:val="22"/>
               </w:rPr>
-              <w:t xml:space="preserve">Section 4 — Answering the Driving Question: How Do Family Properties Explain the Materials Around Us?</w:t>
-            </w:r>
-          </w:p>
-        </w:tc>
-      </w:tr>
-      <w:tr>
-        <w:tc>
-          <w:tcPr>
-            <w:tcW w:type="dxa" w:w="3000"/>
+              <w:t xml:space="preserve">Part 4: Noble gases and transition metals</w:t>
+            </w:r>
+          </w:p>
+        </w:tc>
+      </w:tr>
+      <w:tr>
+        <w:tc>
+          <w:tcPr>
+            <w:tcW w:type="dxa" w:w="13680"/>
             <w:shd w:fill="D9EEF1" w:color="auto" w:val="clear"/>
             <w:tcMar>
               <w:top w:type="dxa" w:w="60"/>
@@ -898,13 +905,18 @@
                 <w:sz w:val="18"/>
                 <w:szCs w:val="18"/>
               </w:rPr>
-              <w:t xml:space="preserve">Now write a direct, evidence-rich answer to the driving question: 'Why do some elements explode in water, some glow silently in glass tubes, and others rust on a Kenyan farm — and how do their "family" properties explain the materials that build, light up, and sustain our daily lives?' Your answer must: (a) link each type of behaviour (explosive, inert/glowing, rusting/corroding) to a specific chemical family and its electron configuration; (b) explain how engineers, farmers, and manufacturers in Kenya deliberately CHOOSE elements based on family properties; and (c) argue why understanding chemical families is essential knowledge — not just for scientists, but for any Kenyan citizen making decisions about water safety, building materials, food preservation, or energy.</w:t>
-            </w:r>
-          </w:p>
-        </w:tc>
-        <w:tc>
-          <w:tcPr>
-            <w:tcW w:type="dxa" w:w="10680"/>
+              <w:t xml:space="preserve">(a) Explain why argon is used in the Kamukunji welding shield and helium in the party balloon, using the idea of outer shells. (b) Iron in a jembe and zinc on a mabati roof are transition metals. Describe how their reactivity compares with sodium and how this affects their use. (c) Write a balanced equation for one reaction of magnesium or sodium that we studied, and say which family the metal belongs to.</w:t>
+            </w:r>
+          </w:p>
+        </w:tc>
+      </w:tr>
+      <w:tr>
+        <w:trPr>
+          <w:trHeight w:val="4200" w:hRule="atLeast"/>
+        </w:trPr>
+        <w:tc>
+          <w:tcPr>
+            <w:tcW w:type="dxa" w:w="13680"/>
             <w:shd w:fill="FFFFFF" w:color="auto" w:val="clear"/>
             <w:tcMar>
               <w:top w:type="dxa" w:w="60"/>
@@ -924,13 +936,13 @@
                 <w:rFonts w:ascii="Arial" w:cs="Arial" w:eastAsia="Arial" w:hAnsi="Arial"/>
                 <w:b w:val="false"/>
                 <w:bCs w:val="false"/>
-                <w:i w:val="false"/>
-                <w:iCs w:val="false"/>
-                <w:color w:val="000000"/>
-                <w:sz w:val="18"/>
-                <w:szCs w:val="18"/>
-              </w:rPr>
-              <w:t xml:space="preserve">Some elements explode in water because they belong to the Alkali Metal family (Group 1), where every member has exactly one valence electron that it gives away with almost no resistance. Sodium, potassium, and lithium are all in this family — and all react violently with water, releasing hydrogen gas and heat. The further down the group, the more explosive the reaction, because the valence electron is held less tightly. By contrast, elements like argon, neon, and helium glow silently in sealed glass tubes when electricity passes through them because they belong to the Noble Gas family (Group 18). Their completely full outer shells mean they cannot form chemical bonds or react — but electricity can excite their electrons to higher energy levels, and when those electrons fall back down they release energy as coloured light. This is why the street lamps on Thika Road glow orange (sodium vapour) and why neon signs glow red in Nairobi shops. Iron rusts on a Kenyan farm because it belongs to the Transition Metals, which readily lose electrons to form positive ions when exposed to oxygen and water — a process called oxidation or corrosion. The iron in a farmer's jembe in the Rift Valley reacts slowly with rainwater and air to form iron oxide (rust), weakening the blade over time. Kenyan engineers and manufacturers use their knowledge of chemical families to make deliberate, life-improving choices. Electricians choose copper wire because the Transition Metal family offers high conductivity and moderate reactivity — copper does not corrode quickly in normal conditions. Hardware suppliers coat iron roofing sheets with zinc (galvanisation) because zinc's position in the Transition Metals means it is more reactive than iron and will corrode first, protecting the roof underneath. Public health officers choose chlorine-based tablets to treat water in Mombasa because halogens' high reactivity makes them lethal to pathogens. Understanding chemical families is therefore not an abstract school exercise — it is the knowledge behind every safe water supply, every building that does not collapse, every electrical wire that does not overheat, and every roof that does not rust away in the first rainy season. For any Kenyan citizen — farmer, builder, parent, or engineer — knowing which family an element belongs to means knowing whether it is safe, useful, or dangerous in a given situation.</w:t>
+                <w:i/>
+                <w:iCs/>
+                <w:color w:val="808080"/>
+                <w:sz w:val="18"/>
+                <w:szCs w:val="18"/>
+              </w:rPr>
+              <w:t xml:space="preserve">Write your answer here:</w:t>
             </w:r>
           </w:p>
         </w:tc>
@@ -958,14 +970,12 @@
         <w:tblLayout w:type="fixed"/>
       </w:tblPr>
       <w:tblGrid>
-        <w:gridCol w:w="3000"/>
-        <w:gridCol w:w="10680"/>
+        <w:gridCol w:w="13680"/>
       </w:tblGrid>
       <w:tr>
         <w:tc>
           <w:tcPr>
             <w:tcW w:type="dxa" w:w="13680"/>
-            <w:gridSpan w:val="2"/>
             <w:shd w:fill="1F3864" w:color="auto" w:val="clear"/>
             <w:tcMar>
               <w:top w:type="dxa" w:w="60"/>
@@ -991,15 +1001,15 @@
                 <w:sz w:val="22"/>
                 <w:szCs w:val="22"/>
               </w:rPr>
-              <w:t xml:space="preserve">Section 5 — Your Updated Model: Drawing the Big Picture</w:t>
-            </w:r>
-          </w:p>
-        </w:tc>
-      </w:tr>
-      <w:tr>
-        <w:tc>
-          <w:tcPr>
-            <w:tcW w:type="dxa" w:w="3000"/>
+              <w:t xml:space="preserve">Part 5: Answering the Driving Question</w:t>
+            </w:r>
+          </w:p>
+        </w:tc>
+      </w:tr>
+      <w:tr>
+        <w:tc>
+          <w:tcPr>
+            <w:tcW w:type="dxa" w:w="13680"/>
             <w:shd w:fill="D9EEF1" w:color="auto" w:val="clear"/>
             <w:tcMar>
               <w:top w:type="dxa" w:w="60"/>
@@ -1025,13 +1035,18 @@
                 <w:sz w:val="18"/>
                 <w:szCs w:val="18"/>
               </w:rPr>
-              <w:t xml:space="preserve">In this final section, present your updated conceptual model of chemical families. Your model must show: (a) how atomic structure (number of protons, electron shells, valence electrons) determines an element's group and period on the periodic table; (b) how group membership predicts chemical and physical properties; (c) at least FOUR elements from at least THREE different groups, with their electron configurations and one real Kenyan application each; and (d) one remaining question you still have about chemical families, elements, or materials — something this unit made you curious about that you would like to investigate further. You may present this section as a labelled diagram, a table, a written explanation, or a combination of all three.</w:t>
-            </w:r>
-          </w:p>
-        </w:tc>
-        <w:tc>
-          <w:tcPr>
-            <w:tcW w:type="dxa" w:w="10680"/>
+              <w:t xml:space="preserve">Write a connected paragraph (6-8 sentences) answering the Driving Question: Why do some elements explode in water, some glow silently in glass tubes, and others rust on a Kenyan farm, and how do their family properties explain the materials that build, light up, and sustain our daily lives? Mention at least three families and one Kenyan example for each. Then state how your thinking has changed since Lesson 1.</w:t>
+            </w:r>
+          </w:p>
+        </w:tc>
+      </w:tr>
+      <w:tr>
+        <w:trPr>
+          <w:trHeight w:val="4200" w:hRule="atLeast"/>
+        </w:trPr>
+        <w:tc>
+          <w:tcPr>
+            <w:tcW w:type="dxa" w:w="13680"/>
             <w:shd w:fill="FFFFFF" w:color="auto" w:val="clear"/>
             <w:tcMar>
               <w:top w:type="dxa" w:w="60"/>
@@ -1051,13 +1066,13 @@
                 <w:rFonts w:ascii="Arial" w:cs="Arial" w:eastAsia="Arial" w:hAnsi="Arial"/>
                 <w:b w:val="false"/>
                 <w:bCs w:val="false"/>
-                <w:i w:val="false"/>
-                <w:iCs w:val="false"/>
-                <w:color w:val="000000"/>
-                <w:sz w:val="18"/>
-                <w:szCs w:val="18"/>
-              </w:rPr>
-              <w:t xml:space="preserve">My updated model of chemical families can be summarised in three connected ideas: Structure → Family → Application. First, every element has a fixed number of protons (its atomic number) and a specific arrangement of electrons in shells. The number of valence electrons — electrons in the outermost shell — places the element in a group (vertical column) of the periodic table. Elements in the same group form a chemical family because they share the same number of valence electrons and therefore react in similar ways. Second, family membership reliably predicts behaviour: Group 1 elements (1 valence electron) are reactive metals that lose electrons easily; Group 17 elements (7 valence electrons) are reactive non-metals that gain electrons easily; Group 18 elements (8 valence electrons, or 2 for helium) are inert; Transition Metals are hard, conductive, and moderately reactive. Third, these predictable properties are the reason specific elements are chosen for specific Kenyan applications: Sodium (Group 1, 2,8,1) — used in street lamp discharge tubes on Thika Road; its excited electrons emit orange-yellow light. Chlorine (Group 17, 2,8,7) — used in water purification tablets in Kenyan homes and municipal water supplies; its high reactivity kills bacteria. Argon (Group 18, 2,8,8) — used as a welding shield gas in jua kali workshops; its inertness protects hot metal from oxidation. Iron (Transition Metal, 2,8,8,2 + d-electrons) — used in jembe blades and mabati roofing across Kenya; its strength and moderate reactivity make it useful, though zinc coating is needed to slow corrosion. Copper (Transition Metal) — used in electrical wiring nationwide; its excellent conductivity and low indoor-corrosion rate make it ideal. One question I still have: If noble gases are so completely inert, how exactly does electricity make them glow — does the electron temporarily gain energy and release it as light without ever actually bonding with another atom? I would like to investigate atomic emission spectra further to understand how different elements produce different colours of light, and whether this principle could be used to identify unknown elements found in Kenyan soil or water.</w:t>
+                <w:i/>
+                <w:iCs/>
+                <w:color w:val="808080"/>
+                <w:sz w:val="18"/>
+                <w:szCs w:val="18"/>
+              </w:rPr>
+              <w:t xml:space="preserve">Write your answer here:</w:t>
             </w:r>
           </w:p>
         </w:tc>
@@ -1284,7 +1299,7 @@
                 <w:sz w:val="18"/>
                 <w:szCs w:val="18"/>
               </w:rPr>
-              <w:t xml:space="preserve">Phenomenon Connection</w:t>
+              <w:t xml:space="preserve">Use of chemical family and valence electron ideas</w:t>
             </w:r>
           </w:p>
         </w:tc>
@@ -1316,7 +1331,7 @@
                 <w:sz w:val="18"/>
                 <w:szCs w:val="18"/>
               </w:rPr>
-              <w:t xml:space="preserve">The response consistently and explicitly connects all major explanations back to the anchoring phenomenon (Thika Road street lamps, Kamukunji welder's argon, water treatment tablets, party balloon helium). The student uses phenomenon details as evidence throughout every section, not just in the introduction.</w:t>
+              <w:t xml:space="preserve">Clearly and accurately links every family to its number of valence electrons and uses this to explain behaviour in every part.</w:t>
             </w:r>
           </w:p>
         </w:tc>
@@ -1348,7 +1363,7 @@
                 <w:sz w:val="18"/>
                 <w:szCs w:val="18"/>
               </w:rPr>
-              <w:t xml:space="preserve">The response connects most explanations to the anchoring phenomenon. At least three of the four phenomenon elements (sodium glow, argon inertness, chlorine fizzing, helium balloon) are referenced with some scientific detail.</w:t>
+              <w:t xml:space="preserve">Links most families to valence electrons correctly, with minor gaps or imprecise wording.</w:t>
             </w:r>
           </w:p>
         </w:tc>
@@ -1380,7 +1395,7 @@
                 <w:sz w:val="18"/>
                 <w:szCs w:val="18"/>
               </w:rPr>
-              <w:t xml:space="preserve">The response mentions the anchoring phenomenon in passing (e.g., 'the street lamps on Thika Road') but does not use it as evidence or return to it when making scientific arguments. The connection feels superficial.</w:t>
+              <w:t xml:space="preserve">Names families or elements but does not connect behaviour to valence electrons.</w:t>
             </w:r>
           </w:p>
         </w:tc>
@@ -1414,7 +1429,7 @@
                 <w:sz w:val="18"/>
                 <w:szCs w:val="18"/>
               </w:rPr>
-              <w:t xml:space="preserve">Atomic Structure and Valence Electrons</w:t>
+              <w:t xml:space="preserve">Claim-Evidence-Reasoning structure</w:t>
             </w:r>
           </w:p>
         </w:tc>
@@ -1446,7 +1461,7 @@
                 <w:sz w:val="18"/>
                 <w:szCs w:val="18"/>
               </w:rPr>
-              <w:t xml:space="preserve">The student accurately explains electron shell configurations for at least three elements from different groups, correctly uses the term 'valence electrons,' and clearly explains the causal link between valence electron count, group membership, and chemical reactivity — including directional trends (reactivity increases/decreases down a group) with specific examples.</w:t>
+              <w:t xml:space="preserve">Gives a clear claim, specific evidence from the lessons (observations such as fizzing, pink phenolphthalein, squeaky pop) and reasoning that links the evidence to electron arrangement.</w:t>
             </w:r>
           </w:p>
         </w:tc>
@@ -1478,7 +1493,7 @@
                 <w:sz w:val="18"/>
                 <w:szCs w:val="18"/>
               </w:rPr>
-              <w:t xml:space="preserve">The student correctly describes electron arrangements for at least two elements and explains that valence electrons determine group membership and reactivity. One directional trend (e.g., reactivity down Group 1) is mentioned with at least one example, though the explanation may lack full depth.</w:t>
+              <w:t xml:space="preserve">Gives a claim and some evidence, but the reasoning is partly missing or not clearly linked.</w:t>
             </w:r>
           </w:p>
         </w:tc>
@@ -1510,7 +1525,7 @@
                 <w:sz w:val="18"/>
                 <w:szCs w:val="18"/>
               </w:rPr>
-              <w:t xml:space="preserve">The student demonstrates partial understanding of electron shells but conflates periods and groups, or incorrectly states electron configurations. The link between valence electrons and reactivity is stated but not explained causally (e.g., 'sodium reacts because it is in Group 1' without explaining why Group 1 elements react).</w:t>
+              <w:t xml:space="preserve">Gives statements without evidence or reasoning.</w:t>
             </w:r>
           </w:p>
         </w:tc>
@@ -1544,7 +1559,7 @@
                 <w:sz w:val="18"/>
                 <w:szCs w:val="18"/>
               </w:rPr>
-              <w:t xml:space="preserve">Chemical Families — Properties and Applications</w:t>
+              <w:t xml:space="preserve">Balanced equations and chemical accuracy</w:t>
             </w:r>
           </w:p>
         </w:tc>
@@ -1576,7 +1591,7 @@
                 <w:sz w:val="18"/>
                 <w:szCs w:val="18"/>
               </w:rPr>
-              <w:t xml:space="preserve">The student describes at least three chemical families with accurate physical and chemical properties, names specific elements from each family, and links each to a precise, real Kenyan application (e.g., argon in Kamukunji welding, chlorine in Mombasa water treatment, zinc galvanisation on mabati roofs). The connection between the property and the application is explicitly stated (e.g., 'argon is used because its inertness prevents oxidation').</w:t>
+              <w:t xml:space="preserve">All required equations are correct and balanced, and the products are correctly identified.</w:t>
             </w:r>
           </w:p>
         </w:tc>
@@ -1608,7 +1623,7 @@
                 <w:sz w:val="18"/>
                 <w:szCs w:val="18"/>
               </w:rPr>
-              <w:t xml:space="preserve">The student describes at least two chemical families accurately and provides a Kenyan application for each. The connection between property and application is stated for most examples, though one application may be generic (e.g., 'copper is used in wires') without explaining which property makes it suitable.</w:t>
+              <w:t xml:space="preserve">Equations are mostly correct with one small error in balancing or state.</w:t>
             </w:r>
           </w:p>
         </w:tc>
@@ -1640,7 +1655,7 @@
                 <w:sz w:val="18"/>
                 <w:szCs w:val="18"/>
               </w:rPr>
-              <w:t xml:space="preserve">The student names chemical families and lists some properties but struggles to connect properties to applications. Applications may be non-Kenyan, vague, or disconnected from the properties described (e.g., listing that chlorine is reactive but not explaining how that reactivity makes it useful for water treatment).</w:t>
+              <w:t xml:space="preserve">Equations are missing or incorrect.</w:t>
             </w:r>
           </w:p>
         </w:tc>
@@ -1674,7 +1689,7 @@
                 <w:sz w:val="18"/>
                 <w:szCs w:val="18"/>
               </w:rPr>
-              <w:t xml:space="preserve">Driving Question — Depth and Accuracy of Final Answer</w:t>
+              <w:t xml:space="preserve">Connection to the anchoring phenomenon and Kenyan contexts</w:t>
             </w:r>
           </w:p>
         </w:tc>
@@ -1706,7 +1721,7 @@
                 <w:sz w:val="18"/>
                 <w:szCs w:val="18"/>
               </w:rPr>
-              <w:t xml:space="preserve">The student's answer to the driving question is coherent, evidence-rich, and explicitly addresses all three types of element behaviour (explosive/reactive, inert/glowing, corroding/rusting) by linking each to a specific chemical family and electron configuration. The student argues convincingly and with specific Kenyan examples why this knowledge matters for citizens, not just scientists.</w:t>
+              <w:t xml:space="preserve">Explains the Thika Road lamp, Kamukunji welding and helium balloon, plus farm and hardware examples, using family properties.</w:t>
             </w:r>
           </w:p>
         </w:tc>
@@ -1738,7 +1753,7 @@
                 <w:sz w:val="18"/>
                 <w:szCs w:val="18"/>
               </w:rPr>
-              <w:t xml:space="preserve">The student addresses at least two of the three behaviour types (reactive, inert, corroding) and links them to chemical families. The argument about real-world relevance is present but may be general rather than grounded in specific Kenyan citizen decisions (farming, building, water safety, etc.).</w:t>
+              <w:t xml:space="preserve">Explains most of the phenomenon examples with some Kenyan contexts.</w:t>
             </w:r>
           </w:p>
         </w:tc>
@@ -1770,7 +1785,7 @@
                 <w:sz w:val="18"/>
                 <w:szCs w:val="18"/>
               </w:rPr>
-              <w:t xml:space="preserve">The student attempts to answer the driving question but the response is incomplete — only one behaviour type is addressed, or the link between electron structure, family membership, and behaviour is missing. The real-world relevance section is absent or limited to a single vague sentence.</w:t>
+              <w:t xml:space="preserve">Mentions few examples or does not link them to chemical families.</w:t>
             </w:r>
           </w:p>
         </w:tc>
@@ -1804,7 +1819,7 @@
                 <w:sz w:val="18"/>
                 <w:szCs w:val="18"/>
               </w:rPr>
-              <w:t xml:space="preserve">Scientific Communication and Use of Vocabulary</w:t>
+              <w:t xml:space="preserve">Clarity and growth in understanding</w:t>
             </w:r>
           </w:p>
         </w:tc>
@@ -1836,7 +1851,7 @@
                 <w:sz w:val="18"/>
                 <w:szCs w:val="18"/>
               </w:rPr>
-              <w:t xml:space="preserve">The student consistently and correctly uses key scientific vocabulary throughout: valence electrons, electron configuration, group, period, reactivity, inert, noble gas, halogen, alkali metal, transition metal, oxidation, ion, electron shell. Explanations are clear, logically sequenced, and accessible. Diagrams or tables (if included) are labelled and directly support the written argument.</w:t>
+              <w:t xml:space="preserve">Writes a well-organised, connected paragraph and clearly shows how their ideas changed since Lesson 1.</w:t>
             </w:r>
           </w:p>
         </w:tc>
@@ -1868,7 +1883,7 @@
                 <w:sz w:val="18"/>
                 <w:szCs w:val="18"/>
               </w:rPr>
-              <w:t xml:space="preserve">The student uses most key vocabulary correctly in context. Occasional misuse or omission of terms (e.g., using 'layer' instead of 'shell,' or omitting 'valence') does not significantly obscure meaning. The explanation is generally clear and follows a logical sequence.</w:t>
+              <w:t xml:space="preserve">Writes a mostly clear explanation with a brief note on how their ideas changed.</w:t>
             </w:r>
           </w:p>
         </w:tc>
@@ -1900,7 +1915,7 @@
                 <w:sz w:val="18"/>
                 <w:szCs w:val="18"/>
               </w:rPr>
-              <w:t xml:space="preserve">The student uses limited scientific vocabulary or uses terms incorrectly (e.g., confusing 'group' and 'period,' or using 'charge' when meaning 'valence electrons'). Explanations are hard to follow in places, and the response may read more like a list of facts than a connected scientific argument.</w:t>
+              <w:t xml:space="preserve">Writing is disconnected and does not show how their ideas changed.</w:t>
             </w:r>
           </w:p>
         </w:tc>
@@ -2024,7 +2039,7 @@
         </w:rPr>
         <w:t xml:space="preserve">© 2026 SeaVuria and ARES. This work is licensed under a </w:t>
       </w:r>
-      <w:hyperlink w:history="1" r:id="rIdubqebwq_4nwngx7o5jo0j">
+      <w:hyperlink w:history="1" r:id="rIdvdxjaxh2vdyyjwfpa4bwd">
         <w:r>
           <w:rPr>
             <w:rFonts w:ascii="Arial" w:cs="Arial" w:eastAsia="Arial" w:hAnsi="Arial"/>
@@ -2044,7 +2059,7 @@
         </w:rPr>
         <w:t xml:space="preserve"> (</w:t>
       </w:r>
-      <w:hyperlink w:history="1" r:id="rIdjqaxghvs61vtw1kcp_eto">
+      <w:hyperlink w:history="1" r:id="rIdnmak4gohuq0pvtn1u3w7m">
         <w:r>
           <w:rPr>
             <w:rFonts w:ascii="Arial" w:cs="Arial" w:eastAsia="Arial" w:hAnsi="Arial"/>
@@ -2064,7 +2079,7 @@
         </w:rPr>
         <w:t xml:space="preserve">). To view a copy of this license, visit </w:t>
       </w:r>
-      <w:hyperlink w:history="1" r:id="rIdf87zb692g7ymanw-nv0hm">
+      <w:hyperlink w:history="1" r:id="rIdxgpdnics3ifolx9wkwk5v">
         <w:r>
           <w:rPr>
             <w:rFonts w:ascii="Arial" w:cs="Arial" w:eastAsia="Arial" w:hAnsi="Arial"/>

--- a/data/outputs/v2/General_Science/SS2.2_Chemical_Families/General_Science_Chemical_Families_FinalExplanation.docx
+++ b/data/outputs/v2/General_Science/SS2.2_Chemical_Families/General_Science_Chemical_Families_FinalExplanation.docx
@@ -2039,7 +2039,7 @@
         </w:rPr>
         <w:t xml:space="preserve">© 2026 SeaVuria and ARES. This work is licensed under a </w:t>
       </w:r>
-      <w:hyperlink w:history="1" r:id="rIdvdxjaxh2vdyyjwfpa4bwd">
+      <w:hyperlink w:history="1" r:id="rIdt3eg8cf9jvjwi0hupjlor">
         <w:r>
           <w:rPr>
             <w:rFonts w:ascii="Arial" w:cs="Arial" w:eastAsia="Arial" w:hAnsi="Arial"/>
@@ -2059,7 +2059,7 @@
         </w:rPr>
         <w:t xml:space="preserve"> (</w:t>
       </w:r>
-      <w:hyperlink w:history="1" r:id="rIdnmak4gohuq0pvtn1u3w7m">
+      <w:hyperlink w:history="1" r:id="rIdkpzbnuvlk3oxg_bn5km2v">
         <w:r>
           <w:rPr>
             <w:rFonts w:ascii="Arial" w:cs="Arial" w:eastAsia="Arial" w:hAnsi="Arial"/>
@@ -2079,7 +2079,7 @@
         </w:rPr>
         <w:t xml:space="preserve">). To view a copy of this license, visit </w:t>
       </w:r>
-      <w:hyperlink w:history="1" r:id="rIdxgpdnics3ifolx9wkwk5v">
+      <w:hyperlink w:history="1" r:id="rIdzcxvtxu3ig3-gh1unild8">
         <w:r>
           <w:rPr>
             <w:rFonts w:ascii="Arial" w:cs="Arial" w:eastAsia="Arial" w:hAnsi="Arial"/>

--- a/data/outputs/v2/General_Science/SS2.2_Chemical_Families/General_Science_Chemical_Families_FinalExplanation.docx
+++ b/data/outputs/v2/General_Science/SS2.2_Chemical_Families/General_Science_Chemical_Families_FinalExplanation.docx
@@ -2039,7 +2039,7 @@
         </w:rPr>
         <w:t xml:space="preserve">© 2026 SeaVuria and ARES. This work is licensed under a </w:t>
       </w:r>
-      <w:hyperlink w:history="1" r:id="rIdt3eg8cf9jvjwi0hupjlor">
+      <w:hyperlink w:history="1" r:id="rIdfeo5c6-j3kyrc-5-gq1a0">
         <w:r>
           <w:rPr>
             <w:rFonts w:ascii="Arial" w:cs="Arial" w:eastAsia="Arial" w:hAnsi="Arial"/>
@@ -2059,7 +2059,7 @@
         </w:rPr>
         <w:t xml:space="preserve"> (</w:t>
       </w:r>
-      <w:hyperlink w:history="1" r:id="rIdkpzbnuvlk3oxg_bn5km2v">
+      <w:hyperlink w:history="1" r:id="rIdkeywxsxslgv4vqpc2foci">
         <w:r>
           <w:rPr>
             <w:rFonts w:ascii="Arial" w:cs="Arial" w:eastAsia="Arial" w:hAnsi="Arial"/>
@@ -2079,7 +2079,7 @@
         </w:rPr>
         <w:t xml:space="preserve">). To view a copy of this license, visit </w:t>
       </w:r>
-      <w:hyperlink w:history="1" r:id="rIdzcxvtxu3ig3-gh1unild8">
+      <w:hyperlink w:history="1" r:id="rIdlp1wipxekexedjwkav3em">
         <w:r>
           <w:rPr>
             <w:rFonts w:ascii="Arial" w:cs="Arial" w:eastAsia="Arial" w:hAnsi="Arial"/>

--- a/data/outputs/v2/General_Science/SS2.2_Chemical_Families/General_Science_Chemical_Families_FinalExplanation.docx
+++ b/data/outputs/v2/General_Science/SS2.2_Chemical_Families/General_Science_Chemical_Families_FinalExplanation.docx
@@ -95,7 +95,7 @@
                 <w:sz w:val="22"/>
                 <w:szCs w:val="22"/>
               </w:rPr>
-              <w:t xml:space="preserve">FINAL EXPLANATION: GENERAL SCIENCE GRADE 10 – SUB-STRAND 2.2 CHEMICAL FAMILIES: FINAL EXPLANATION</w:t>
+              <w:t xml:space="preserve">FINAL EXPLANATION: GENERAL SCIENCE GRADE 10: 2.2 CHEMICAL FAMILIES – FINAL EXPLANATION</w:t>
             </w:r>
           </w:p>
         </w:tc>
@@ -422,7 +422,7 @@
                 <w:sz w:val="18"/>
                 <w:szCs w:val="18"/>
               </w:rPr>
-              <w:t xml:space="preserve">You have spent eight lessons collecting evidence about chemical families. Now you will use it to answer the Driving Question: Why do some elements explode in water, some glow silently in glass tubes, and others rust on a Kenyan farm, and how do their family properties explain the materials that build, light up, and sustain our daily lives? Answer each section in the space below its prompt. Write in full sentences. Use the Claim-Evidence-Reasoning (CER) pattern where asked: make a claim, back it with evidence from our lessons, and explain your reasoning using electrons. Refer to the Thika Road street lamp, the Kamukunji welding shield and the helium balloon. Include balanced equations where the prompt asks for them.</w:t>
+              <w:t xml:space="preserve">This is your Final Explanation for the sufuria, wire, mabati, salt, chlorine and sodium-lamp puzzle. Remember Mama Wanjiru, the food seller in Mombasa, who asked why her aluminium sufuria is safe while chlorine in her tap water is poisonous as a gas. Use the evidence you collected in Lessons 1 to 8, the class family model and the Driving Question Board (DQB) to answer each question in the space below it. Write in full sentences. For each answer, use a claim (what you think), evidence (data or observations from our lessons) and reasoning (the idea of outer electrons and position in the periodic table that links them). Use the words element, compound, group, period and chemical family correctly. Write balanced equations with -&gt; where asked. Use these data when you need them. Sodium (Na): density 0.97 g/cm3, melting point 98 C. Magnesium (Mg): density 1.74 g/cm3, melting point 650 C. Aluminium (Al): density 2.70 g/cm3, melting point 660 C. Copper (Cu): density 8.96 g/cm3, melting point 1085 C, excellent conductor. Lead (Pb): density 11.34 g/cm3, melting point 327 C. Water has a density of 1.00 g/cm3. Chlorine is added to Mombasa water at about 0.5 mg/L.</w:t>
             </w:r>
           </w:p>
         </w:tc>
@@ -481,7 +481,7 @@
                 <w:sz w:val="22"/>
                 <w:szCs w:val="22"/>
               </w:rPr>
-              <w:t xml:space="preserve">Part 1: What is a chemical family?</w:t>
+              <w:t xml:space="preserve">Part 1: Why is sodium dangerous alone?</w:t>
             </w:r>
           </w:p>
         </w:tc>
@@ -515,7 +515,7 @@
                 <w:sz w:val="18"/>
                 <w:szCs w:val="18"/>
               </w:rPr>
-              <w:t xml:space="preserve">Sodium, argon and helium are all elements, yet they behave very differently. (a) In your own words, what is a chemical family? (b) What single feature of an atom decides which family an element belongs to? (c) Name four families we studied in detail and give one element from each.</w:t>
+              <w:t xml:space="preserve">In the demonstration, Mr. Otieno dropped a pea-sized piece of sodium into water behind a safety screen. (a) Describe what you saw and what the pink colour with phenolphthalein showed. (b) Which chemical family does sodium belong to, and how many outer electrons does each atom have? Write its electron arrangement. (c) Explain why sodium reacts so violently with water. (d) Write the balanced equation for the reaction. (e) Lithium, sodium and potassium are in the same group. Explain how their reactivity compares and why.</w:t>
             </w:r>
           </w:p>
         </w:tc>
@@ -611,7 +611,7 @@
                 <w:sz w:val="22"/>
                 <w:szCs w:val="22"/>
               </w:rPr>
-              <w:t xml:space="preserve">Part 2: Alkali metals and the Thika Road street lamp (CER)</w:t>
+              <w:t xml:space="preserve">Part 2: Sodium, chlorine and safe salt, and chlorine in Mombasa water</w:t>
             </w:r>
           </w:p>
         </w:tc>
@@ -645,7 +645,7 @@
                 <w:sz w:val="18"/>
                 <w:szCs w:val="18"/>
               </w:rPr>
-              <w:t xml:space="preserve">Write a Claim-Evidence-Reasoning answer to this question: Why does sodium react violently with water, while lithium reacts less vigorously and potassium more vigorously? (a) Give a claim. (b) Give evidence from our water-reaction demonstration. (c) Explain your reasoning using valence electrons and shells. (d) Write the balanced equation for sodium reacting with water. (e) Sodium is also the element inside the Thika Road street lamp. What does this tell you about how sodium atoms can take in energy and give out light?</w:t>
+              <w:t xml:space="preserve">Mama Wanjiru asks why chlorine in her tap water is safe when chlorine as a gas is poisonous, and why the sodium that is dangerous alone is in the salt she puts in her food. (a) Which chemical family is chlorine in, and how many outer electrons does it have? Write its electron arrangement. (b) Write the balanced equation for sodium reacting with chlorine. (c) Use the idea of outer electrons and what you know about the dose to explain to Mama Wanjiru why the tap water is safe. (d) Use outer electrons to explain why table salt is safe to eat even though sodium alone is dangerous.</w:t>
             </w:r>
           </w:p>
         </w:tc>
@@ -741,7 +741,7 @@
                 <w:sz w:val="22"/>
                 <w:szCs w:val="22"/>
               </w:rPr>
-              <w:t xml:space="preserve">Part 3: Alkaline earth metals and Kenyan farms</w:t>
+              <w:t xml:space="preserve">Part 3: Reactivity and position in the periodic table</w:t>
             </w:r>
           </w:p>
         </w:tc>
@@ -775,7 +775,7 @@
                 <w:sz w:val="18"/>
                 <w:szCs w:val="18"/>
               </w:rPr>
-              <w:t xml:space="preserve">Magnesium is in Group 2 and sodium is in Group 1. (a) Compare how magnesium and sodium reacted in our experiments. (b) Use the number of outer electrons and the energy needed to remove them to explain the difference. (c) Write the balanced equation for magnesium reacting with dilute hydrochloric acid. (d) Calcium is a Group 2 element, and CAN fertiliser used by Rift Valley maize farmers contains calcium. Explain why a Group 2 element can be useful and safe in a fertiliser bag stored in an agrovet shop, whereas sodium metal could not be.</w:t>
+              <w:t xml:space="preserve">Akinyi asked, 'If sodium is so dangerous, are all metals like that?' (a) Describe what happened when you tested magnesium ribbon in cold water, in dilute HCl and in air. (b) Compare magnesium with sodium using their electron arrangements and the evidence. (c) Write the balanced equations for magnesium burning in air and for magnesium reacting with dilute HCl. (d) Neon and argon do not react at all. Using outer electrons, explain why, and state a use that depends on this.</w:t>
             </w:r>
           </w:p>
         </w:tc>
@@ -871,7 +871,7 @@
                 <w:sz w:val="22"/>
                 <w:szCs w:val="22"/>
               </w:rPr>
-              <w:t xml:space="preserve">Part 4: Noble gases and transition metals</w:t>
+              <w:t xml:space="preserve">Part 4: Matching metals to jobs</w:t>
             </w:r>
           </w:p>
         </w:tc>
@@ -905,7 +905,7 @@
                 <w:sz w:val="18"/>
                 <w:szCs w:val="18"/>
               </w:rPr>
-              <w:t xml:space="preserve">(a) Explain why argon is used in the Kamukunji welding shield and helium in the party balloon, using the idea of outer shells. (b) Iron in a jembe and zinc on a mabati roof are transition metals. Describe how their reactivity compares with sodium and how this affects their use. (c) Write a balanced equation for one reaction of magnesium or sodium that we studied, and say which family the metal belongs to.</w:t>
+              <w:t xml:space="preserve">Use the data given in the instructions and what you learned about the metals in the puzzle. (a) Using the data, give reasons why aluminium is used for Mama Wanjiru's sufuria. (b) Why is copper used for the wire in a kettle or jiko cable? (c) Why is the mabati roof made of iron coated with zinc? (d) Lead is the densest metal in the data but its use is being reduced. Explain why, using what you learned. (e) Compare sodium with aluminium using the data and explain why sodium would not suit a sufuria.</w:t>
             </w:r>
           </w:p>
         </w:tc>
@@ -1001,7 +1001,7 @@
                 <w:sz w:val="22"/>
                 <w:szCs w:val="22"/>
               </w:rPr>
-              <w:t xml:space="preserve">Part 5: Answering the Driving Question</w:t>
+              <w:t xml:space="preserve">Part 5: Answering the driving question</w:t>
             </w:r>
           </w:p>
         </w:tc>
@@ -1035,7 +1035,7 @@
                 <w:sz w:val="18"/>
                 <w:szCs w:val="18"/>
               </w:rPr>
-              <w:t xml:space="preserve">Write a connected paragraph (6-8 sentences) answering the Driving Question: Why do some elements explode in water, some glow silently in glass tubes, and others rust on a Kenyan farm, and how do their family properties explain the materials that build, light up, and sustain our daily lives? Mention at least three families and one Kenyan example for each. Then state how your thinking has changed since Lesson 1.</w:t>
+              <w:t xml:space="preserve">Driving question: Why does each element behave and get used the way it does, and how can the periodic table help us predict which element is right for which job in Kenyan daily life? (a) Write a final explanation of the sufuria, wire, mabati, salt, chlorine and sodium-lamp puzzle using claim, evidence and reasoning. Include outer electrons and position in the periodic table. (b) A jua kali artisan in Gikomba wants to make a new product: a cooking pot, a cable or a roof sheet. Choose one product, recommend an element and justify your choice using properties, safety, cost and availability. (c) How has your thinking changed since your first model in Lesson 1?</w:t>
             </w:r>
           </w:p>
         </w:tc>
@@ -1299,7 +1299,7 @@
                 <w:sz w:val="18"/>
                 <w:szCs w:val="18"/>
               </w:rPr>
-              <w:t xml:space="preserve">Use of chemical family and valence electron ideas</w:t>
+              <w:t xml:space="preserve">Use of outer electrons and periodic table position</w:t>
             </w:r>
           </w:p>
         </w:tc>
@@ -1331,7 +1331,7 @@
                 <w:sz w:val="18"/>
                 <w:szCs w:val="18"/>
               </w:rPr>
-              <w:t xml:space="preserve">Clearly and accurately links every family to its number of valence electrons and uses this to explain behaviour in every part.</w:t>
+              <w:t xml:space="preserve">Correctly links group, outer electrons, electron arrangements and reactivity for Na, Mg, Cl and noble gases, including the trend down Group 1.</w:t>
             </w:r>
           </w:p>
         </w:tc>
@@ -1363,7 +1363,7 @@
                 <w:sz w:val="18"/>
                 <w:szCs w:val="18"/>
               </w:rPr>
-              <w:t xml:space="preserve">Links most families to valence electrons correctly, with minor gaps or imprecise wording.</w:t>
+              <w:t xml:space="preserve">Gives correct outer electron numbers and links most to reactivity, with minor gaps in the reasoning.</w:t>
             </w:r>
           </w:p>
         </w:tc>
@@ -1395,7 +1395,7 @@
                 <w:sz w:val="18"/>
                 <w:szCs w:val="18"/>
               </w:rPr>
-              <w:t xml:space="preserve">Names families or elements but does not connect behaviour to valence electrons.</w:t>
+              <w:t xml:space="preserve">Gives few outer electron facts or does not link them to behaviour or position.</w:t>
             </w:r>
           </w:p>
         </w:tc>
@@ -1429,7 +1429,7 @@
                 <w:sz w:val="18"/>
                 <w:szCs w:val="18"/>
               </w:rPr>
-              <w:t xml:space="preserve">Claim-Evidence-Reasoning structure</w:t>
+              <w:t xml:space="preserve">Use of evidence from the lessons</w:t>
             </w:r>
           </w:p>
         </w:tc>
@@ -1461,7 +1461,7 @@
                 <w:sz w:val="18"/>
                 <w:szCs w:val="18"/>
               </w:rPr>
-              <w:t xml:space="preserve">Gives a clear claim, specific evidence from the lessons (observations such as fizzing, pink phenolphthalein, squeaky pop) and reasoning that links the evidence to electron arrangement.</w:t>
+              <w:t xml:space="preserve">Uses accurate observations and data (sodium demo, Mg tests, 0.5 mg/L, densities and melting points) to support every claim.</w:t>
             </w:r>
           </w:p>
         </w:tc>
@@ -1493,7 +1493,7 @@
                 <w:sz w:val="18"/>
                 <w:szCs w:val="18"/>
               </w:rPr>
-              <w:t xml:space="preserve">Gives a claim and some evidence, but the reasoning is partly missing or not clearly linked.</w:t>
+              <w:t xml:space="preserve">Uses some accurate evidence but misses some data or gives it loosely.</w:t>
             </w:r>
           </w:p>
         </w:tc>
@@ -1525,7 +1525,7 @@
                 <w:sz w:val="18"/>
                 <w:szCs w:val="18"/>
               </w:rPr>
-              <w:t xml:space="preserve">Gives statements without evidence or reasoning.</w:t>
+              <w:t xml:space="preserve">Gives little evidence, or the data is inaccurate.</w:t>
             </w:r>
           </w:p>
         </w:tc>
@@ -1559,7 +1559,7 @@
                 <w:sz w:val="18"/>
                 <w:szCs w:val="18"/>
               </w:rPr>
-              <w:t xml:space="preserve">Balanced equations and chemical accuracy</w:t>
+              <w:t xml:space="preserve">Chemical equations and terms</w:t>
             </w:r>
           </w:p>
         </w:tc>
@@ -1591,7 +1591,7 @@
                 <w:sz w:val="18"/>
                 <w:szCs w:val="18"/>
               </w:rPr>
-              <w:t xml:space="preserve">All required equations are correct and balanced, and the products are correctly identified.</w:t>
+              <w:t xml:space="preserve">All equations are balanced and correct; element, compound, group and chemical family are used correctly.</w:t>
             </w:r>
           </w:p>
         </w:tc>
@@ -1623,7 +1623,7 @@
                 <w:sz w:val="18"/>
                 <w:szCs w:val="18"/>
               </w:rPr>
-              <w:t xml:space="preserve">Equations are mostly correct with one small error in balancing or state.</w:t>
+              <w:t xml:space="preserve">Most equations are correct with one small error; terms mostly correct.</w:t>
             </w:r>
           </w:p>
         </w:tc>
@@ -1655,7 +1655,7 @@
                 <w:sz w:val="18"/>
                 <w:szCs w:val="18"/>
               </w:rPr>
-              <w:t xml:space="preserve">Equations are missing or incorrect.</w:t>
+              <w:t xml:space="preserve">Equations are unbalanced or missing; terms are confused.</w:t>
             </w:r>
           </w:p>
         </w:tc>
@@ -1689,7 +1689,7 @@
                 <w:sz w:val="18"/>
                 <w:szCs w:val="18"/>
               </w:rPr>
-              <w:t xml:space="preserve">Connection to the anchoring phenomenon and Kenyan contexts</w:t>
+              <w:t xml:space="preserve">Matching element to job and trade-offs</w:t>
             </w:r>
           </w:p>
         </w:tc>
@@ -1721,7 +1721,7 @@
                 <w:sz w:val="18"/>
                 <w:szCs w:val="18"/>
               </w:rPr>
-              <w:t xml:space="preserve">Explains the Thika Road lamp, Kamukunji welding and helium balloon, plus farm and hardware examples, using family properties.</w:t>
+              <w:t xml:space="preserve">Explains each job by properties and gives a justified recommendation weighing safety, cost and availability, including lead's toxicity.</w:t>
             </w:r>
           </w:p>
         </w:tc>
@@ -1753,7 +1753,7 @@
                 <w:sz w:val="18"/>
                 <w:szCs w:val="18"/>
               </w:rPr>
-              <w:t xml:space="preserve">Explains most of the phenomenon examples with some Kenyan contexts.</w:t>
+              <w:t xml:space="preserve">Matches properties to jobs but gives limited discussion of trade-offs.</w:t>
             </w:r>
           </w:p>
         </w:tc>
@@ -1785,7 +1785,7 @@
                 <w:sz w:val="18"/>
                 <w:szCs w:val="18"/>
               </w:rPr>
-              <w:t xml:space="preserve">Mentions few examples or does not link them to chemical families.</w:t>
+              <w:t xml:space="preserve">States uses without linking them to properties.</w:t>
             </w:r>
           </w:p>
         </w:tc>
@@ -1819,7 +1819,7 @@
                 <w:sz w:val="18"/>
                 <w:szCs w:val="18"/>
               </w:rPr>
-              <w:t xml:space="preserve">Clarity and growth in understanding</w:t>
+              <w:t xml:space="preserve">Claim-evidence-reasoning and explaining the puzzle</w:t>
             </w:r>
           </w:p>
         </w:tc>
@@ -1851,7 +1851,7 @@
                 <w:sz w:val="18"/>
                 <w:szCs w:val="18"/>
               </w:rPr>
-              <w:t xml:space="preserve">Writes a well-organised, connected paragraph and clearly shows how their ideas changed since Lesson 1.</w:t>
+              <w:t xml:space="preserve">Gives a clear claim, evidence and reasoning that fully explains why sodium is dangerous alone but safe as salt, and why chlorine is safe at a tiny dose.</w:t>
             </w:r>
           </w:p>
         </w:tc>
@@ -1883,7 +1883,7 @@
                 <w:sz w:val="18"/>
                 <w:szCs w:val="18"/>
               </w:rPr>
-              <w:t xml:space="preserve">Writes a mostly clear explanation with a brief note on how their ideas changed.</w:t>
+              <w:t xml:space="preserve">Explains most of the puzzle, with some reasoning missing.</w:t>
             </w:r>
           </w:p>
         </w:tc>
@@ -1915,7 +1915,7 @@
                 <w:sz w:val="18"/>
                 <w:szCs w:val="18"/>
               </w:rPr>
-              <w:t xml:space="preserve">Writing is disconnected and does not show how their ideas changed.</w:t>
+              <w:t xml:space="preserve">Gives a partial or unclear explanation of the puzzle.</w:t>
             </w:r>
           </w:p>
         </w:tc>
@@ -2039,7 +2039,7 @@
         </w:rPr>
         <w:t xml:space="preserve">© 2026 SeaVuria and ARES. This work is licensed under a </w:t>
       </w:r>
-      <w:hyperlink w:history="1" r:id="rIdfeo5c6-j3kyrc-5-gq1a0">
+      <w:hyperlink w:history="1" r:id="rIdopkq0rlp6rlmuvatpdzjf">
         <w:r>
           <w:rPr>
             <w:rFonts w:ascii="Arial" w:cs="Arial" w:eastAsia="Arial" w:hAnsi="Arial"/>
@@ -2059,7 +2059,7 @@
         </w:rPr>
         <w:t xml:space="preserve"> (</w:t>
       </w:r>
-      <w:hyperlink w:history="1" r:id="rIdkeywxsxslgv4vqpc2foci">
+      <w:hyperlink w:history="1" r:id="rIdijzbjdkn3gvwxspkgy1vn">
         <w:r>
           <w:rPr>
             <w:rFonts w:ascii="Arial" w:cs="Arial" w:eastAsia="Arial" w:hAnsi="Arial"/>
@@ -2079,7 +2079,7 @@
         </w:rPr>
         <w:t xml:space="preserve">). To view a copy of this license, visit </w:t>
       </w:r>
-      <w:hyperlink w:history="1" r:id="rIdlp1wipxekexedjwkav3em">
+      <w:hyperlink w:history="1" r:id="rIdfolttitci7nseivhwaxdt">
         <w:r>
           <w:rPr>
             <w:rFonts w:ascii="Arial" w:cs="Arial" w:eastAsia="Arial" w:hAnsi="Arial"/>

--- a/data/outputs/v2/General_Science/SS2.2_Chemical_Families/General_Science_Chemical_Families_FinalExplanation.docx
+++ b/data/outputs/v2/General_Science/SS2.2_Chemical_Families/General_Science_Chemical_Families_FinalExplanation.docx
@@ -2039,7 +2039,7 @@
         </w:rPr>
         <w:t xml:space="preserve">© 2026 SeaVuria and ARES. This work is licensed under a </w:t>
       </w:r>
-      <w:hyperlink w:history="1" r:id="rIdopkq0rlp6rlmuvatpdzjf">
+      <w:hyperlink w:history="1" r:id="rIdpm-dxj0svcq8di4bqn7dc">
         <w:r>
           <w:rPr>
             <w:rFonts w:ascii="Arial" w:cs="Arial" w:eastAsia="Arial" w:hAnsi="Arial"/>
@@ -2059,7 +2059,7 @@
         </w:rPr>
         <w:t xml:space="preserve"> (</w:t>
       </w:r>
-      <w:hyperlink w:history="1" r:id="rIdijzbjdkn3gvwxspkgy1vn">
+      <w:hyperlink w:history="1" r:id="rIdi6knc8pmnqkrdguyhitlw">
         <w:r>
           <w:rPr>
             <w:rFonts w:ascii="Arial" w:cs="Arial" w:eastAsia="Arial" w:hAnsi="Arial"/>
@@ -2079,7 +2079,7 @@
         </w:rPr>
         <w:t xml:space="preserve">). To view a copy of this license, visit </w:t>
       </w:r>
-      <w:hyperlink w:history="1" r:id="rIdfolttitci7nseivhwaxdt">
+      <w:hyperlink w:history="1" r:id="rId4ihvix-x3tytkdntbd3eo">
         <w:r>
           <w:rPr>
             <w:rFonts w:ascii="Arial" w:cs="Arial" w:eastAsia="Arial" w:hAnsi="Arial"/>

--- a/data/outputs/v2/General_Science/SS2.2_Chemical_Families/General_Science_Chemical_Families_FinalExplanation.docx
+++ b/data/outputs/v2/General_Science/SS2.2_Chemical_Families/General_Science_Chemical_Families_FinalExplanation.docx
@@ -4,6 +4,7 @@
   <w:body>
     <w:p>
       <w:pPr>
+        <w:keepNext w:val="false"/>
         <w:spacing w:after="30" w:before="0"/>
         <w:jc w:val="center"/>
       </w:pPr>
@@ -23,6 +24,7 @@
     </w:p>
     <w:p>
       <w:pPr>
+        <w:keepNext w:val="false"/>
         <w:spacing w:after="60" w:before="0"/>
         <w:jc w:val="center"/>
       </w:pPr>
@@ -81,6 +83,7 @@
           </w:tcPr>
           <w:p>
             <w:pPr>
+              <w:keepNext w:val="false"/>
               <w:spacing w:after="40" w:before="0"/>
               <w:jc w:val="center"/>
             </w:pPr>
@@ -116,6 +119,7 @@
           </w:tcPr>
           <w:p>
             <w:pPr>
+              <w:keepNext w:val="false"/>
               <w:spacing w:after="40" w:before="0"/>
               <w:jc w:val="center"/>
             </w:pPr>
@@ -150,6 +154,7 @@
           </w:tcPr>
           <w:p>
             <w:pPr>
+              <w:keepNext w:val="false"/>
               <w:spacing w:after="40" w:before="0"/>
               <w:jc w:val="left"/>
             </w:pPr>
@@ -182,6 +187,7 @@
           </w:tcPr>
           <w:p>
             <w:pPr>
+              <w:keepNext w:val="false"/>
               <w:spacing w:after="40" w:before="0"/>
               <w:jc w:val="left"/>
             </w:pPr>
@@ -216,6 +222,7 @@
           </w:tcPr>
           <w:p>
             <w:pPr>
+              <w:keepNext w:val="false"/>
               <w:spacing w:after="40" w:before="0"/>
               <w:jc w:val="left"/>
             </w:pPr>
@@ -248,6 +255,7 @@
           </w:tcPr>
           <w:p>
             <w:pPr>
+              <w:keepNext w:val="false"/>
               <w:spacing w:after="40" w:before="0"/>
               <w:jc w:val="left"/>
             </w:pPr>
@@ -282,6 +290,7 @@
           </w:tcPr>
           <w:p>
             <w:pPr>
+              <w:keepNext w:val="false"/>
               <w:spacing w:after="40" w:before="0"/>
               <w:jc w:val="left"/>
             </w:pPr>
@@ -314,6 +323,7 @@
           </w:tcPr>
           <w:p>
             <w:pPr>
+              <w:keepNext w:val="false"/>
               <w:spacing w:after="40" w:before="0"/>
               <w:jc w:val="left"/>
             </w:pPr>
@@ -374,6 +384,7 @@
           </w:tcPr>
           <w:p>
             <w:pPr>
+              <w:keepNext w:val="false"/>
               <w:spacing w:after="40" w:before="0"/>
               <w:jc w:val="center"/>
             </w:pPr>
@@ -408,6 +419,7 @@
           </w:tcPr>
           <w:p>
             <w:pPr>
+              <w:keepNext w:val="false"/>
               <w:spacing w:after="40" w:before="0"/>
               <w:jc w:val="left"/>
             </w:pPr>
@@ -467,6 +479,7 @@
           </w:tcPr>
           <w:p>
             <w:pPr>
+              <w:keepNext/>
               <w:spacing w:after="40" w:before="0"/>
               <w:jc w:val="center"/>
             </w:pPr>
@@ -501,6 +514,7 @@
           </w:tcPr>
           <w:p>
             <w:pPr>
+              <w:keepNext/>
               <w:spacing w:after="40" w:before="0"/>
               <w:jc w:val="left"/>
             </w:pPr>
@@ -538,6 +552,7 @@
           </w:tcPr>
           <w:p>
             <w:pPr>
+              <w:keepNext w:val="false"/>
               <w:spacing w:after="40" w:before="0"/>
               <w:jc w:val="left"/>
             </w:pPr>
@@ -597,6 +612,7 @@
           </w:tcPr>
           <w:p>
             <w:pPr>
+              <w:keepNext/>
               <w:spacing w:after="40" w:before="0"/>
               <w:jc w:val="center"/>
             </w:pPr>
@@ -631,6 +647,7 @@
           </w:tcPr>
           <w:p>
             <w:pPr>
+              <w:keepNext/>
               <w:spacing w:after="40" w:before="0"/>
               <w:jc w:val="left"/>
             </w:pPr>
@@ -668,6 +685,7 @@
           </w:tcPr>
           <w:p>
             <w:pPr>
+              <w:keepNext w:val="false"/>
               <w:spacing w:after="40" w:before="0"/>
               <w:jc w:val="left"/>
             </w:pPr>
@@ -727,6 +745,7 @@
           </w:tcPr>
           <w:p>
             <w:pPr>
+              <w:keepNext/>
               <w:spacing w:after="40" w:before="0"/>
               <w:jc w:val="center"/>
             </w:pPr>
@@ -761,6 +780,7 @@
           </w:tcPr>
           <w:p>
             <w:pPr>
+              <w:keepNext/>
               <w:spacing w:after="40" w:before="0"/>
               <w:jc w:val="left"/>
             </w:pPr>
@@ -798,6 +818,7 @@
           </w:tcPr>
           <w:p>
             <w:pPr>
+              <w:keepNext w:val="false"/>
               <w:spacing w:after="40" w:before="0"/>
               <w:jc w:val="left"/>
             </w:pPr>
@@ -857,6 +878,7 @@
           </w:tcPr>
           <w:p>
             <w:pPr>
+              <w:keepNext/>
               <w:spacing w:after="40" w:before="0"/>
               <w:jc w:val="center"/>
             </w:pPr>
@@ -891,6 +913,7 @@
           </w:tcPr>
           <w:p>
             <w:pPr>
+              <w:keepNext/>
               <w:spacing w:after="40" w:before="0"/>
               <w:jc w:val="left"/>
             </w:pPr>
@@ -928,6 +951,7 @@
           </w:tcPr>
           <w:p>
             <w:pPr>
+              <w:keepNext w:val="false"/>
               <w:spacing w:after="40" w:before="0"/>
               <w:jc w:val="left"/>
             </w:pPr>
@@ -987,6 +1011,7 @@
           </w:tcPr>
           <w:p>
             <w:pPr>
+              <w:keepNext/>
               <w:spacing w:after="40" w:before="0"/>
               <w:jc w:val="center"/>
             </w:pPr>
@@ -1021,6 +1046,7 @@
           </w:tcPr>
           <w:p>
             <w:pPr>
+              <w:keepNext/>
               <w:spacing w:after="40" w:before="0"/>
               <w:jc w:val="left"/>
             </w:pPr>
@@ -1058,6 +1084,7 @@
           </w:tcPr>
           <w:p>
             <w:pPr>
+              <w:keepNext w:val="false"/>
               <w:spacing w:after="40" w:before="0"/>
               <w:jc w:val="left"/>
             </w:pPr>
@@ -1121,6 +1148,7 @@
           </w:tcPr>
           <w:p>
             <w:pPr>
+              <w:keepNext w:val="false"/>
               <w:spacing w:after="40" w:before="0"/>
               <w:jc w:val="center"/>
             </w:pPr>
@@ -1155,6 +1183,7 @@
           </w:tcPr>
           <w:p>
             <w:pPr>
+              <w:keepNext w:val="false"/>
               <w:spacing w:after="40" w:before="0"/>
               <w:jc w:val="left"/>
             </w:pPr>
@@ -1187,6 +1216,7 @@
           </w:tcPr>
           <w:p>
             <w:pPr>
+              <w:keepNext w:val="false"/>
               <w:spacing w:after="40" w:before="0"/>
               <w:jc w:val="left"/>
             </w:pPr>
@@ -1219,6 +1249,7 @@
           </w:tcPr>
           <w:p>
             <w:pPr>
+              <w:keepNext w:val="false"/>
               <w:spacing w:after="40" w:before="0"/>
               <w:jc w:val="left"/>
             </w:pPr>
@@ -1251,6 +1282,7 @@
           </w:tcPr>
           <w:p>
             <w:pPr>
+              <w:keepNext w:val="false"/>
               <w:spacing w:after="40" w:before="0"/>
               <w:jc w:val="left"/>
             </w:pPr>
@@ -1285,6 +1317,7 @@
           </w:tcPr>
           <w:p>
             <w:pPr>
+              <w:keepNext w:val="false"/>
               <w:spacing w:after="40" w:before="0"/>
               <w:jc w:val="left"/>
             </w:pPr>
@@ -1317,6 +1350,7 @@
           </w:tcPr>
           <w:p>
             <w:pPr>
+              <w:keepNext w:val="false"/>
               <w:spacing w:after="40" w:before="0"/>
               <w:jc w:val="left"/>
             </w:pPr>
@@ -1349,6 +1383,7 @@
           </w:tcPr>
           <w:p>
             <w:pPr>
+              <w:keepNext w:val="false"/>
               <w:spacing w:after="40" w:before="0"/>
               <w:jc w:val="left"/>
             </w:pPr>
@@ -1381,6 +1416,7 @@
           </w:tcPr>
           <w:p>
             <w:pPr>
+              <w:keepNext w:val="false"/>
               <w:spacing w:after="40" w:before="0"/>
               <w:jc w:val="left"/>
             </w:pPr>
@@ -1415,6 +1451,7 @@
           </w:tcPr>
           <w:p>
             <w:pPr>
+              <w:keepNext w:val="false"/>
               <w:spacing w:after="40" w:before="0"/>
               <w:jc w:val="left"/>
             </w:pPr>
@@ -1447,6 +1484,7 @@
           </w:tcPr>
           <w:p>
             <w:pPr>
+              <w:keepNext w:val="false"/>
               <w:spacing w:after="40" w:before="0"/>
               <w:jc w:val="left"/>
             </w:pPr>
@@ -1479,6 +1517,7 @@
           </w:tcPr>
           <w:p>
             <w:pPr>
+              <w:keepNext w:val="false"/>
               <w:spacing w:after="40" w:before="0"/>
               <w:jc w:val="left"/>
             </w:pPr>
@@ -1511,6 +1550,7 @@
           </w:tcPr>
           <w:p>
             <w:pPr>
+              <w:keepNext w:val="false"/>
               <w:spacing w:after="40" w:before="0"/>
               <w:jc w:val="left"/>
             </w:pPr>
@@ -1545,6 +1585,7 @@
           </w:tcPr>
           <w:p>
             <w:pPr>
+              <w:keepNext w:val="false"/>
               <w:spacing w:after="40" w:before="0"/>
               <w:jc w:val="left"/>
             </w:pPr>
@@ -1577,6 +1618,7 @@
           </w:tcPr>
           <w:p>
             <w:pPr>
+              <w:keepNext w:val="false"/>
               <w:spacing w:after="40" w:before="0"/>
               <w:jc w:val="left"/>
             </w:pPr>
@@ -1609,6 +1651,7 @@
           </w:tcPr>
           <w:p>
             <w:pPr>
+              <w:keepNext w:val="false"/>
               <w:spacing w:after="40" w:before="0"/>
               <w:jc w:val="left"/>
             </w:pPr>
@@ -1641,6 +1684,7 @@
           </w:tcPr>
           <w:p>
             <w:pPr>
+              <w:keepNext w:val="false"/>
               <w:spacing w:after="40" w:before="0"/>
               <w:jc w:val="left"/>
             </w:pPr>
@@ -1675,6 +1719,7 @@
           </w:tcPr>
           <w:p>
             <w:pPr>
+              <w:keepNext w:val="false"/>
               <w:spacing w:after="40" w:before="0"/>
               <w:jc w:val="left"/>
             </w:pPr>
@@ -1707,6 +1752,7 @@
           </w:tcPr>
           <w:p>
             <w:pPr>
+              <w:keepNext w:val="false"/>
               <w:spacing w:after="40" w:before="0"/>
               <w:jc w:val="left"/>
             </w:pPr>
@@ -1739,6 +1785,7 @@
           </w:tcPr>
           <w:p>
             <w:pPr>
+              <w:keepNext w:val="false"/>
               <w:spacing w:after="40" w:before="0"/>
               <w:jc w:val="left"/>
             </w:pPr>
@@ -1771,6 +1818,7 @@
           </w:tcPr>
           <w:p>
             <w:pPr>
+              <w:keepNext w:val="false"/>
               <w:spacing w:after="40" w:before="0"/>
               <w:jc w:val="left"/>
             </w:pPr>
@@ -1805,6 +1853,7 @@
           </w:tcPr>
           <w:p>
             <w:pPr>
+              <w:keepNext w:val="false"/>
               <w:spacing w:after="40" w:before="0"/>
               <w:jc w:val="left"/>
             </w:pPr>
@@ -1837,6 +1886,7 @@
           </w:tcPr>
           <w:p>
             <w:pPr>
+              <w:keepNext w:val="false"/>
               <w:spacing w:after="40" w:before="0"/>
               <w:jc w:val="left"/>
             </w:pPr>
@@ -1869,6 +1919,7 @@
           </w:tcPr>
           <w:p>
             <w:pPr>
+              <w:keepNext w:val="false"/>
               <w:spacing w:after="40" w:before="0"/>
               <w:jc w:val="left"/>
             </w:pPr>
@@ -1901,6 +1952,7 @@
           </w:tcPr>
           <w:p>
             <w:pPr>
+              <w:keepNext w:val="false"/>
               <w:spacing w:after="40" w:before="0"/>
               <w:jc w:val="left"/>
             </w:pPr>
@@ -2039,7 +2091,7 @@
         </w:rPr>
         <w:t xml:space="preserve">© 2026 SeaVuria and ARES. This work is licensed under a </w:t>
       </w:r>
-      <w:hyperlink w:history="1" r:id="rIdpm-dxj0svcq8di4bqn7dc">
+      <w:hyperlink w:history="1" r:id="rIdaayslsu8esfof8nphc6d7">
         <w:r>
           <w:rPr>
             <w:rFonts w:ascii="Arial" w:cs="Arial" w:eastAsia="Arial" w:hAnsi="Arial"/>
@@ -2059,7 +2111,7 @@
         </w:rPr>
         <w:t xml:space="preserve"> (</w:t>
       </w:r>
-      <w:hyperlink w:history="1" r:id="rIdi6knc8pmnqkrdguyhitlw">
+      <w:hyperlink w:history="1" r:id="rIddkaewknm07a0glnqjrc1s">
         <w:r>
           <w:rPr>
             <w:rFonts w:ascii="Arial" w:cs="Arial" w:eastAsia="Arial" w:hAnsi="Arial"/>
@@ -2079,7 +2131,7 @@
         </w:rPr>
         <w:t xml:space="preserve">). To view a copy of this license, visit </w:t>
       </w:r>
-      <w:hyperlink w:history="1" r:id="rId4ihvix-x3tytkdntbd3eo">
+      <w:hyperlink w:history="1" r:id="rIdfpsfohh1eghlk_hfe_jcw">
         <w:r>
           <w:rPr>
             <w:rFonts w:ascii="Arial" w:cs="Arial" w:eastAsia="Arial" w:hAnsi="Arial"/>

--- a/data/outputs/v2/General_Science/SS2.2_Chemical_Families/General_Science_Chemical_Families_FinalExplanation.docx
+++ b/data/outputs/v2/General_Science/SS2.2_Chemical_Families/General_Science_Chemical_Families_FinalExplanation.docx
@@ -2091,7 +2091,7 @@
         </w:rPr>
         <w:t xml:space="preserve">© 2026 SeaVuria and ARES. This work is licensed under a </w:t>
       </w:r>
-      <w:hyperlink w:history="1" r:id="rIdaayslsu8esfof8nphc6d7">
+      <w:hyperlink w:history="1" r:id="rIdiemt7q6zx4ncrxb_g5qpm">
         <w:r>
           <w:rPr>
             <w:rFonts w:ascii="Arial" w:cs="Arial" w:eastAsia="Arial" w:hAnsi="Arial"/>
@@ -2111,7 +2111,7 @@
         </w:rPr>
         <w:t xml:space="preserve"> (</w:t>
       </w:r>
-      <w:hyperlink w:history="1" r:id="rIddkaewknm07a0glnqjrc1s">
+      <w:hyperlink w:history="1" r:id="rIdrgt_yzb528mxgigleont3">
         <w:r>
           <w:rPr>
             <w:rFonts w:ascii="Arial" w:cs="Arial" w:eastAsia="Arial" w:hAnsi="Arial"/>
@@ -2131,7 +2131,7 @@
         </w:rPr>
         <w:t xml:space="preserve">). To view a copy of this license, visit </w:t>
       </w:r>
-      <w:hyperlink w:history="1" r:id="rIdfpsfohh1eghlk_hfe_jcw">
+      <w:hyperlink w:history="1" r:id="rId8bj9-ltqmzak3tnqyt4uf">
         <w:r>
           <w:rPr>
             <w:rFonts w:ascii="Arial" w:cs="Arial" w:eastAsia="Arial" w:hAnsi="Arial"/>
